--- a/Evaluation/Reviewer Material/Theory/Q2/sample5.docx
+++ b/Evaluation/Reviewer Material/Theory/Q2/sample5.docx
@@ -12,8 +12,8 @@
           <w:b/>
           <w:bCs/>
           <w:color w:val="1F4E5F"/>
-          <w:sz w:val="36"/>
-          <w:szCs w:val="36"/>
+          <w:sz w:val="32"/>
+          <w:szCs w:val="32"/>
         </w:rPr>
         <w:t xml:space="preserve">Response Transcript — Sample 5</w:t>
       </w:r>
@@ -21,9 +21,9 @@
     <w:p>
       <w:pPr>
         <w:pBdr>
-          <w:bottom w:val="single" w:color="1F4E5F" w:sz="8" w:space="1"/>
+          <w:bottom w:val="single" w:color="999999" w:sz="6" w:space="1"/>
         </w:pBdr>
-        <w:spacing w:after="300"/>
+        <w:spacing w:after="120" w:before="120"/>
       </w:pPr>
     </w:p>
     <w:p>
@@ -36,8 +36,8 @@
           <w:b/>
           <w:bCs/>
           <w:color w:val="1F4E5F"/>
-          <w:sz w:val="24"/>
-          <w:szCs w:val="24"/>
+          <w:sz w:val="28"/>
+          <w:szCs w:val="28"/>
         </w:rPr>
         <w:t xml:space="preserve">User Query</w:t>
       </w:r>
@@ -48,7 +48,7 @@
           <w:left w:val="single" w:color="1F4E5F" w:sz="12" w:space="8"/>
         </w:pBdr>
         <w:spacing w:after="240"/>
-        <w:ind w:left="431"/>
+        <w:ind w:left="360"/>
       </w:pPr>
       <w:r>
         <w:rPr>
@@ -58,7 +58,7 @@
           <w:sz w:val="22"/>
           <w:szCs w:val="22"/>
         </w:rPr>
-        <w:t xml:space="preserve">How to assess dominance in multi-sided market?</w:t>
+        <w:t xml:space="preserve">Explain resale price maintenance and why it is treated as a by-object restriction.</w:t>
       </w:r>
     </w:p>
     <w:p>
@@ -71,27 +71,145 @@
           <w:b/>
           <w:bCs/>
           <w:color w:val="1F4E5F"/>
-          <w:sz w:val="24"/>
-          <w:szCs w:val="24"/>
+          <w:sz w:val="28"/>
+          <w:szCs w:val="28"/>
         </w:rPr>
         <w:t xml:space="preserve">System Response</w:t>
       </w:r>
     </w:p>
     <w:p>
       <w:pPr>
-        <w:spacing w:after="160"/>
-      </w:pPr>
-      <w:r>
-        <w:rPr>
-          <w:rFonts w:ascii="Calibri" w:cs="Calibri" w:eastAsia="Calibri" w:hAnsi="Calibri"/>
-          <w:b w:val="false"/>
-          <w:bCs w:val="false"/>
-          <w:i w:val="false"/>
-          <w:iCs w:val="false"/>
-          <w:sz w:val="22"/>
-          <w:szCs w:val="22"/>
-        </w:rPr>
-        <w:t xml:space="preserve">Assessing dominance in a multi-sided market can be a complex task, as it involves analyzing the behavior and relationships of multiple players within the market. However, there are several key factors to consider when assessing dominance in a multi-sided market:</w:t>
+        <w:spacing w:after="120" w:before="240"/>
+      </w:pPr>
+      <w:r>
+        <w:rPr>
+          <w:rFonts w:ascii="Calibri" w:cs="Calibri" w:eastAsia="Calibri" w:hAnsi="Calibri"/>
+          <w:b/>
+          <w:bCs/>
+          <w:i w:val="false"/>
+          <w:iCs w:val="false"/>
+          <w:sz w:val="22"/>
+          <w:szCs w:val="22"/>
+        </w:rPr>
+        <w:t xml:space="preserve">Resale price maintenance (RPM)</w:t>
+      </w:r>
+    </w:p>
+    <w:p>
+      <w:pPr>
+        <w:spacing w:after="160"/>
+      </w:pPr>
+      <w:r>
+        <w:rPr>
+          <w:rFonts w:ascii="Calibri" w:cs="Calibri" w:eastAsia="Calibri" w:hAnsi="Calibri"/>
+          <w:b/>
+          <w:bCs/>
+          <w:i w:val="false"/>
+          <w:iCs w:val="false"/>
+          <w:sz w:val="22"/>
+          <w:szCs w:val="22"/>
+        </w:rPr>
+        <w:t xml:space="preserve">Resale price maintenance</w:t>
+      </w:r>
+      <w:r>
+        <w:rPr>
+          <w:rFonts w:ascii="Calibri" w:cs="Calibri" w:eastAsia="Calibri" w:hAnsi="Calibri"/>
+          <w:b w:val="false"/>
+          <w:bCs w:val="false"/>
+          <w:i w:val="false"/>
+          <w:iCs w:val="false"/>
+          <w:sz w:val="22"/>
+          <w:szCs w:val="22"/>
+        </w:rPr>
+        <w:t xml:space="preserve"> occurs when a supplier restricts the price at which a distributor/retailer can resell its products.</w:t>
+      </w:r>
+    </w:p>
+    <w:p>
+      <w:pPr>
+        <w:spacing w:after="160"/>
+      </w:pPr>
+      <w:r>
+        <w:rPr>
+          <w:rFonts w:ascii="Calibri" w:cs="Calibri" w:eastAsia="Calibri" w:hAnsi="Calibri"/>
+          <w:b w:val="false"/>
+          <w:bCs w:val="false"/>
+          <w:i w:val="false"/>
+          <w:iCs w:val="false"/>
+          <w:sz w:val="22"/>
+          <w:szCs w:val="22"/>
+        </w:rPr>
+        <w:t xml:space="preserve">The classic example is:</w:t>
+      </w:r>
+    </w:p>
+    <w:p>
+      <w:pPr>
+        <w:spacing w:after="160"/>
+      </w:pPr>
+      <w:r>
+        <w:rPr>
+          <w:rFonts w:ascii="Calibri" w:cs="Calibri" w:eastAsia="Calibri" w:hAnsi="Calibri"/>
+          <w:b w:val="false"/>
+          <w:bCs w:val="false"/>
+          <w:i w:val="false"/>
+          <w:iCs w:val="false"/>
+          <w:sz w:val="22"/>
+          <w:szCs w:val="22"/>
+        </w:rPr>
+        <w:t xml:space="preserve">
+</w:t>
+      </w:r>
+      <w:r>
+        <w:rPr>
+          <w:rFonts w:ascii="Calibri" w:cs="Calibri" w:eastAsia="Calibri" w:hAnsi="Calibri"/>
+          <w:b w:val="false"/>
+          <w:bCs w:val="false"/>
+          <w:i w:val="false"/>
+          <w:iCs w:val="false"/>
+          <w:sz w:val="22"/>
+          <w:szCs w:val="22"/>
+        </w:rPr>
+        <w:t xml:space="preserve">Manufacturer → tells retailer: </w:t>
+      </w:r>
+      <w:r>
+        <w:rPr>
+          <w:rFonts w:ascii="Calibri" w:cs="Calibri" w:eastAsia="Calibri" w:hAnsi="Calibri"/>
+          <w:b/>
+          <w:bCs/>
+          <w:i w:val="false"/>
+          <w:iCs w:val="false"/>
+          <w:sz w:val="22"/>
+          <w:szCs w:val="22"/>
+        </w:rPr>
+        <w:t xml:space="preserve">“You must sell this product for at least €100.”</w:t>
+      </w:r>
+      <w:r>
+        <w:rPr>
+          <w:rFonts w:ascii="Calibri" w:cs="Calibri" w:eastAsia="Calibri" w:hAnsi="Calibri"/>
+          <w:b w:val="false"/>
+          <w:bCs w:val="false"/>
+          <w:i w:val="false"/>
+          <w:iCs w:val="false"/>
+          <w:sz w:val="22"/>
+          <w:szCs w:val="22"/>
+        </w:rPr>
+        <w:t xml:space="preserve">
+</w:t>
+      </w:r>
+    </w:p>
+    <w:p>
+      <w:pPr>
+        <w:spacing w:after="160"/>
+      </w:pPr>
+      <w:r>
+        <w:rPr>
+          <w:rFonts w:ascii="Calibri" w:cs="Calibri" w:eastAsia="Calibri" w:hAnsi="Calibri"/>
+          <w:b w:val="false"/>
+          <w:bCs w:val="false"/>
+          <w:i w:val="false"/>
+          <w:iCs w:val="false"/>
+          <w:sz w:val="22"/>
+          <w:szCs w:val="22"/>
+        </w:rPr>
+        <w:t xml:space="preserve">There are three common forms:</w:t>
       </w:r>
     </w:p>
     <w:p>
@@ -106,20 +224,52 @@
       <w:r>
         <w:rPr>
           <w:rFonts w:ascii="Calibri" w:cs="Calibri" w:eastAsia="Calibri" w:hAnsi="Calibri"/>
-          <w:b/>
-          <w:bCs/>
-          <w:sz w:val="22"/>
-          <w:szCs w:val="22"/>
-        </w:rPr>
-        <w:t xml:space="preserve">Market structure: </w:t>
-      </w:r>
-      <w:r>
-        <w:rPr>
-          <w:rFonts w:ascii="Calibri" w:cs="Calibri" w:eastAsia="Calibri" w:hAnsi="Calibri"/>
-          <w:sz w:val="22"/>
-          <w:szCs w:val="22"/>
-        </w:rPr>
-        <w:t xml:space="preserve">The first step in assessing dominance is to understand the market structure. A multi-sided market is one where there are multiple buyers and sellers, and where the success of one player depends on the success of other players. In a multi-sided market, dominance can be achieved by controlling the supply or demand side of the market, or by controlling both sides simultaneously.</w:t>
+          <w:b w:val="false"/>
+          <w:bCs w:val="false"/>
+          <w:i w:val="false"/>
+          <w:iCs w:val="false"/>
+          <w:sz w:val="22"/>
+          <w:szCs w:val="22"/>
+        </w:rPr>
+        <w:t xml:space="preserve">
+</w:t>
+      </w:r>
+      <w:r>
+        <w:rPr>
+          <w:rFonts w:ascii="Calibri" w:cs="Calibri" w:eastAsia="Calibri" w:hAnsi="Calibri"/>
+          <w:b/>
+          <w:bCs/>
+          <w:i w:val="false"/>
+          <w:iCs w:val="false"/>
+          <w:sz w:val="22"/>
+          <w:szCs w:val="22"/>
+        </w:rPr>
+        <w:t xml:space="preserve">Minimum RPM:</w:t>
+      </w:r>
+      <w:r>
+        <w:rPr>
+          <w:rFonts w:ascii="Calibri" w:cs="Calibri" w:eastAsia="Calibri" w:hAnsi="Calibri"/>
+          <w:b w:val="false"/>
+          <w:bCs w:val="false"/>
+          <w:i w:val="false"/>
+          <w:iCs w:val="false"/>
+          <w:sz w:val="22"/>
+          <w:szCs w:val="22"/>
+        </w:rPr>
+        <w:t xml:space="preserve"> retailer cannot sell below a specified price.</w:t>
+      </w:r>
+      <w:r>
+        <w:rPr>
+          <w:rFonts w:ascii="Calibri" w:cs="Calibri" w:eastAsia="Calibri" w:hAnsi="Calibri"/>
+          <w:b w:val="false"/>
+          <w:bCs w:val="false"/>
+          <w:i w:val="false"/>
+          <w:iCs w:val="false"/>
+          <w:sz w:val="22"/>
+          <w:szCs w:val="22"/>
+        </w:rPr>
+        <w:t xml:space="preserve">
+</w:t>
       </w:r>
     </w:p>
     <w:p>
@@ -134,20 +284,52 @@
       <w:r>
         <w:rPr>
           <w:rFonts w:ascii="Calibri" w:cs="Calibri" w:eastAsia="Calibri" w:hAnsi="Calibri"/>
-          <w:b/>
-          <w:bCs/>
-          <w:sz w:val="22"/>
-          <w:szCs w:val="22"/>
-        </w:rPr>
-        <w:t xml:space="preserve">Market share: </w:t>
-      </w:r>
-      <w:r>
-        <w:rPr>
-          <w:rFonts w:ascii="Calibri" w:cs="Calibri" w:eastAsia="Calibri" w:hAnsi="Calibri"/>
-          <w:sz w:val="22"/>
-          <w:szCs w:val="22"/>
-        </w:rPr>
-        <w:t xml:space="preserve">One way to assess dominance in a multi-sided market is to look at the market share of each player. The player with the largest market share is likely to have the most power in the market. However, market share alone is not enough to determine dominance, as it does not take into account the quality or value of the products or services being sold.</w:t>
+          <w:b w:val="false"/>
+          <w:bCs w:val="false"/>
+          <w:i w:val="false"/>
+          <w:iCs w:val="false"/>
+          <w:sz w:val="22"/>
+          <w:szCs w:val="22"/>
+        </w:rPr>
+        <w:t xml:space="preserve">
+</w:t>
+      </w:r>
+      <w:r>
+        <w:rPr>
+          <w:rFonts w:ascii="Calibri" w:cs="Calibri" w:eastAsia="Calibri" w:hAnsi="Calibri"/>
+          <w:b/>
+          <w:bCs/>
+          <w:i w:val="false"/>
+          <w:iCs w:val="false"/>
+          <w:sz w:val="22"/>
+          <w:szCs w:val="22"/>
+        </w:rPr>
+        <w:t xml:space="preserve">Fixed RPM:</w:t>
+      </w:r>
+      <w:r>
+        <w:rPr>
+          <w:rFonts w:ascii="Calibri" w:cs="Calibri" w:eastAsia="Calibri" w:hAnsi="Calibri"/>
+          <w:b w:val="false"/>
+          <w:bCs w:val="false"/>
+          <w:i w:val="false"/>
+          <w:iCs w:val="false"/>
+          <w:sz w:val="22"/>
+          <w:szCs w:val="22"/>
+        </w:rPr>
+        <w:t xml:space="preserve"> retailer must sell at exactly a specified price.</w:t>
+      </w:r>
+      <w:r>
+        <w:rPr>
+          <w:rFonts w:ascii="Calibri" w:cs="Calibri" w:eastAsia="Calibri" w:hAnsi="Calibri"/>
+          <w:b w:val="false"/>
+          <w:bCs w:val="false"/>
+          <w:i w:val="false"/>
+          <w:iCs w:val="false"/>
+          <w:sz w:val="22"/>
+          <w:szCs w:val="22"/>
+        </w:rPr>
+        <w:t xml:space="preserve">
+</w:t>
       </w:r>
     </w:p>
     <w:p>
@@ -162,20 +344,159 @@
       <w:r>
         <w:rPr>
           <w:rFonts w:ascii="Calibri" w:cs="Calibri" w:eastAsia="Calibri" w:hAnsi="Calibri"/>
-          <w:b/>
-          <w:bCs/>
-          <w:sz w:val="22"/>
-          <w:szCs w:val="22"/>
-        </w:rPr>
-        <w:t xml:space="preserve">Pricing power: </w:t>
-      </w:r>
-      <w:r>
-        <w:rPr>
-          <w:rFonts w:ascii="Calibri" w:cs="Calibri" w:eastAsia="Calibri" w:hAnsi="Calibri"/>
-          <w:sz w:val="22"/>
-          <w:szCs w:val="22"/>
-        </w:rPr>
-        <w:t xml:space="preserve">Another factor to consider is the pricing power of each player in the market. If a player has the ability to set prices without fear of competition, then it is likely to have more power in the market. However, pricing power alone is not enough to determine dominance, as it does not take into account the quality or value of the products or services being sold.</w:t>
+          <w:b w:val="false"/>
+          <w:bCs w:val="false"/>
+          <w:i w:val="false"/>
+          <w:iCs w:val="false"/>
+          <w:sz w:val="22"/>
+          <w:szCs w:val="22"/>
+        </w:rPr>
+        <w:t xml:space="preserve">
+</w:t>
+      </w:r>
+      <w:r>
+        <w:rPr>
+          <w:rFonts w:ascii="Calibri" w:cs="Calibri" w:eastAsia="Calibri" w:hAnsi="Calibri"/>
+          <w:b/>
+          <w:bCs/>
+          <w:i w:val="false"/>
+          <w:iCs w:val="false"/>
+          <w:sz w:val="22"/>
+          <w:szCs w:val="22"/>
+        </w:rPr>
+        <w:t xml:space="preserve">Maximum RPM:</w:t>
+      </w:r>
+      <w:r>
+        <w:rPr>
+          <w:rFonts w:ascii="Calibri" w:cs="Calibri" w:eastAsia="Calibri" w:hAnsi="Calibri"/>
+          <w:b w:val="false"/>
+          <w:bCs w:val="false"/>
+          <w:i w:val="false"/>
+          <w:iCs w:val="false"/>
+          <w:sz w:val="22"/>
+          <w:szCs w:val="22"/>
+        </w:rPr>
+        <w:t xml:space="preserve"> retailer cannot sell above a specified price.</w:t>
+      </w:r>
+      <w:r>
+        <w:rPr>
+          <w:rFonts w:ascii="Calibri" w:cs="Calibri" w:eastAsia="Calibri" w:hAnsi="Calibri"/>
+          <w:b w:val="false"/>
+          <w:bCs w:val="false"/>
+          <w:i w:val="false"/>
+          <w:iCs w:val="false"/>
+          <w:sz w:val="22"/>
+          <w:szCs w:val="22"/>
+        </w:rPr>
+        <w:t xml:space="preserve">
+</w:t>
+      </w:r>
+    </w:p>
+    <w:p>
+      <w:pPr>
+        <w:spacing w:after="160"/>
+      </w:pPr>
+      <w:r>
+        <w:rPr>
+          <w:rFonts w:ascii="Calibri" w:cs="Calibri" w:eastAsia="Calibri" w:hAnsi="Calibri"/>
+          <w:b w:val="false"/>
+          <w:bCs w:val="false"/>
+          <w:i w:val="false"/>
+          <w:iCs w:val="false"/>
+          <w:sz w:val="22"/>
+          <w:szCs w:val="22"/>
+        </w:rPr>
+        <w:t xml:space="preserve">The most important competition-law concern is </w:t>
+      </w:r>
+      <w:r>
+        <w:rPr>
+          <w:rFonts w:ascii="Calibri" w:cs="Calibri" w:eastAsia="Calibri" w:hAnsi="Calibri"/>
+          <w:b/>
+          <w:bCs/>
+          <w:i w:val="false"/>
+          <w:iCs w:val="false"/>
+          <w:sz w:val="22"/>
+          <w:szCs w:val="22"/>
+        </w:rPr>
+        <w:t xml:space="preserve">minimum or fixed RPM</w:t>
+      </w:r>
+      <w:r>
+        <w:rPr>
+          <w:rFonts w:ascii="Calibri" w:cs="Calibri" w:eastAsia="Calibri" w:hAnsi="Calibri"/>
+          <w:b w:val="false"/>
+          <w:bCs w:val="false"/>
+          <w:i w:val="false"/>
+          <w:iCs w:val="false"/>
+          <w:sz w:val="22"/>
+          <w:szCs w:val="22"/>
+        </w:rPr>
+        <w:t xml:space="preserve">, because it prevents retailers from competing through lower prices.</w:t>
+      </w:r>
+    </w:p>
+    <w:p>
+      <w:pPr>
+        <w:pBdr>
+          <w:bottom w:val="single" w:color="999999" w:sz="6" w:space="1"/>
+        </w:pBdr>
+        <w:spacing w:after="120" w:before="120"/>
+      </w:pPr>
+    </w:p>
+    <w:p>
+      <w:pPr>
+        <w:spacing w:after="120" w:before="240"/>
+      </w:pPr>
+      <w:r>
+        <w:rPr>
+          <w:rFonts w:ascii="Calibri" w:cs="Calibri" w:eastAsia="Calibri" w:hAnsi="Calibri"/>
+          <w:b/>
+          <w:bCs/>
+          <w:i w:val="false"/>
+          <w:iCs w:val="false"/>
+          <w:sz w:val="22"/>
+          <w:szCs w:val="22"/>
+        </w:rPr>
+        <w:t xml:space="preserve">Why is RPM a </w:t>
+      </w:r>
+      <w:r>
+        <w:rPr>
+          <w:rFonts w:ascii="Calibri" w:cs="Calibri" w:eastAsia="Calibri" w:hAnsi="Calibri"/>
+          <w:b/>
+          <w:bCs/>
+          <w:i/>
+          <w:iCs/>
+          <w:sz w:val="22"/>
+          <w:szCs w:val="22"/>
+        </w:rPr>
+        <w:t xml:space="preserve">by-object</w:t>
+      </w:r>
+      <w:r>
+        <w:rPr>
+          <w:rFonts w:ascii="Calibri" w:cs="Calibri" w:eastAsia="Calibri" w:hAnsi="Calibri"/>
+          <w:b/>
+          <w:bCs/>
+          <w:i w:val="false"/>
+          <w:iCs w:val="false"/>
+          <w:sz w:val="22"/>
+          <w:szCs w:val="22"/>
+        </w:rPr>
+        <w:t xml:space="preserve"> restriction?</w:t>
+      </w:r>
+    </w:p>
+    <w:p>
+      <w:pPr>
+        <w:spacing w:after="160"/>
+      </w:pPr>
+      <w:r>
+        <w:rPr>
+          <w:rFonts w:ascii="Calibri" w:cs="Calibri" w:eastAsia="Calibri" w:hAnsi="Calibri"/>
+          <w:b w:val="false"/>
+          <w:bCs w:val="false"/>
+          <w:i w:val="false"/>
+          <w:iCs w:val="false"/>
+          <w:sz w:val="22"/>
+          <w:szCs w:val="22"/>
+        </w:rPr>
+        <w:t xml:space="preserve">In EU competition law, an agreement can restrict competition either:</w:t>
       </w:r>
     </w:p>
     <w:p>
@@ -190,20 +511,52 @@
       <w:r>
         <w:rPr>
           <w:rFonts w:ascii="Calibri" w:cs="Calibri" w:eastAsia="Calibri" w:hAnsi="Calibri"/>
-          <w:b/>
-          <w:bCs/>
-          <w:sz w:val="22"/>
-          <w:szCs w:val="22"/>
-        </w:rPr>
-        <w:t xml:space="preserve">Network effects: </w:t>
-      </w:r>
-      <w:r>
-        <w:rPr>
-          <w:rFonts w:ascii="Calibri" w:cs="Calibri" w:eastAsia="Calibri" w:hAnsi="Calibri"/>
-          <w:sz w:val="22"/>
-          <w:szCs w:val="22"/>
-        </w:rPr>
-        <w:t xml:space="preserve">Network effects refer to the idea that the value of a product or service increases as more people use it. In a multi-sided market, network effects can be particularly powerful, as they can create a positive feedback loop where more players join the market, which in turn increases the value of the market to all players. However, network effects alone are not enough to determine dominance, as they do not take into account the quality or value of the products or services being sold.</w:t>
+          <w:b w:val="false"/>
+          <w:bCs w:val="false"/>
+          <w:i w:val="false"/>
+          <w:iCs w:val="false"/>
+          <w:sz w:val="22"/>
+          <w:szCs w:val="22"/>
+        </w:rPr>
+        <w:t xml:space="preserve">
+</w:t>
+      </w:r>
+      <w:r>
+        <w:rPr>
+          <w:rFonts w:ascii="Calibri" w:cs="Calibri" w:eastAsia="Calibri" w:hAnsi="Calibri"/>
+          <w:b/>
+          <w:bCs/>
+          <w:i w:val="false"/>
+          <w:iCs w:val="false"/>
+          <w:sz w:val="22"/>
+          <w:szCs w:val="22"/>
+        </w:rPr>
+        <w:t xml:space="preserve">by object</w:t>
+      </w:r>
+      <w:r>
+        <w:rPr>
+          <w:rFonts w:ascii="Calibri" w:cs="Calibri" w:eastAsia="Calibri" w:hAnsi="Calibri"/>
+          <w:b w:val="false"/>
+          <w:bCs w:val="false"/>
+          <w:i w:val="false"/>
+          <w:iCs w:val="false"/>
+          <w:sz w:val="22"/>
+          <w:szCs w:val="22"/>
+        </w:rPr>
+        <w:t xml:space="preserve"> — its nature is sufficiently harmful to competition that you don't need to demonstrate its actual effects; or</w:t>
+      </w:r>
+      <w:r>
+        <w:rPr>
+          <w:rFonts w:ascii="Calibri" w:cs="Calibri" w:eastAsia="Calibri" w:hAnsi="Calibri"/>
+          <w:b w:val="false"/>
+          <w:bCs w:val="false"/>
+          <w:i w:val="false"/>
+          <w:iCs w:val="false"/>
+          <w:sz w:val="22"/>
+          <w:szCs w:val="22"/>
+        </w:rPr>
+        <w:t xml:space="preserve">
+</w:t>
       </w:r>
     </w:p>
     <w:p>
@@ -218,20 +571,1786 @@
       <w:r>
         <w:rPr>
           <w:rFonts w:ascii="Calibri" w:cs="Calibri" w:eastAsia="Calibri" w:hAnsi="Calibri"/>
-          <w:b/>
-          <w:bCs/>
-          <w:sz w:val="22"/>
-          <w:szCs w:val="22"/>
-        </w:rPr>
-        <w:t xml:space="preserve">Switching costs: </w:t>
-      </w:r>
-      <w:r>
-        <w:rPr>
-          <w:rFonts w:ascii="Calibri" w:cs="Calibri" w:eastAsia="Calibri" w:hAnsi="Calibri"/>
-          <w:sz w:val="22"/>
-          <w:szCs w:val="22"/>
-        </w:rPr>
-        <w:t xml:space="preserve">Switching costs refer to the costs that consumers incur when they switch from one product or service to another. In a multi-sided market, switching costs can be particularly high, as they may be difficult to overcome. If a player has high switching costs, then it is likely to have more power in the market. However, switching costs alone are not enough to determine dominance, as they do not take into account the quality or value of the products or services being sold.</w:t>
+          <w:b w:val="false"/>
+          <w:bCs w:val="false"/>
+          <w:i w:val="false"/>
+          <w:iCs w:val="false"/>
+          <w:sz w:val="22"/>
+          <w:szCs w:val="22"/>
+        </w:rPr>
+        <w:t xml:space="preserve">
+</w:t>
+      </w:r>
+      <w:r>
+        <w:rPr>
+          <w:rFonts w:ascii="Calibri" w:cs="Calibri" w:eastAsia="Calibri" w:hAnsi="Calibri"/>
+          <w:b/>
+          <w:bCs/>
+          <w:i w:val="false"/>
+          <w:iCs w:val="false"/>
+          <w:sz w:val="22"/>
+          <w:szCs w:val="22"/>
+        </w:rPr>
+        <w:t xml:space="preserve">by effect</w:t>
+      </w:r>
+      <w:r>
+        <w:rPr>
+          <w:rFonts w:ascii="Calibri" w:cs="Calibri" w:eastAsia="Calibri" w:hAnsi="Calibri"/>
+          <w:b w:val="false"/>
+          <w:bCs w:val="false"/>
+          <w:i w:val="false"/>
+          <w:iCs w:val="false"/>
+          <w:sz w:val="22"/>
+          <w:szCs w:val="22"/>
+        </w:rPr>
+        <w:t xml:space="preserve"> — you need to establish that the agreement actually has, or is likely to have, appreciable anticompetitive effects.</w:t>
+      </w:r>
+      <w:r>
+        <w:rPr>
+          <w:rFonts w:ascii="Calibri" w:cs="Calibri" w:eastAsia="Calibri" w:hAnsi="Calibri"/>
+          <w:b w:val="false"/>
+          <w:bCs w:val="false"/>
+          <w:i w:val="false"/>
+          <w:iCs w:val="false"/>
+          <w:sz w:val="22"/>
+          <w:szCs w:val="22"/>
+        </w:rPr>
+        <w:t xml:space="preserve">
+</w:t>
+      </w:r>
+    </w:p>
+    <w:p>
+      <w:pPr>
+        <w:spacing w:after="160"/>
+      </w:pPr>
+      <w:r>
+        <w:rPr>
+          <w:rFonts w:ascii="Calibri" w:cs="Calibri" w:eastAsia="Calibri" w:hAnsi="Calibri"/>
+          <w:b w:val="false"/>
+          <w:bCs w:val="false"/>
+          <w:i w:val="false"/>
+          <w:iCs w:val="false"/>
+          <w:sz w:val="22"/>
+          <w:szCs w:val="22"/>
+        </w:rPr>
+        <w:t xml:space="preserve">RPM is generally classified as a </w:t>
+      </w:r>
+      <w:r>
+        <w:rPr>
+          <w:rFonts w:ascii="Calibri" w:cs="Calibri" w:eastAsia="Calibri" w:hAnsi="Calibri"/>
+          <w:b/>
+          <w:bCs/>
+          <w:i w:val="false"/>
+          <w:iCs w:val="false"/>
+          <w:sz w:val="22"/>
+          <w:szCs w:val="22"/>
+        </w:rPr>
+        <w:t xml:space="preserve">restriction by object</w:t>
+      </w:r>
+      <w:r>
+        <w:rPr>
+          <w:rFonts w:ascii="Calibri" w:cs="Calibri" w:eastAsia="Calibri" w:hAnsi="Calibri"/>
+          <w:b w:val="false"/>
+          <w:bCs w:val="false"/>
+          <w:i w:val="false"/>
+          <w:iCs w:val="false"/>
+          <w:sz w:val="22"/>
+          <w:szCs w:val="22"/>
+        </w:rPr>
+        <w:t xml:space="preserve"> under Article 101(1) TFEU.</w:t>
+      </w:r>
+    </w:p>
+    <w:p>
+      <w:pPr>
+        <w:spacing w:after="160"/>
+      </w:pPr>
+      <w:r>
+        <w:rPr>
+          <w:rFonts w:ascii="Calibri" w:cs="Calibri" w:eastAsia="Calibri" w:hAnsi="Calibri"/>
+          <w:b w:val="false"/>
+          <w:bCs w:val="false"/>
+          <w:i w:val="false"/>
+          <w:iCs w:val="false"/>
+          <w:sz w:val="22"/>
+          <w:szCs w:val="22"/>
+        </w:rPr>
+        <w:t xml:space="preserve">The intuition is very simple:</w:t>
+      </w:r>
+    </w:p>
+    <w:p>
+      <w:pPr>
+        <w:spacing w:after="120" w:before="240"/>
+      </w:pPr>
+      <w:r>
+        <w:rPr>
+          <w:rFonts w:ascii="Calibri" w:cs="Calibri" w:eastAsia="Calibri" w:hAnsi="Calibri"/>
+          <w:b/>
+          <w:bCs/>
+          <w:i w:val="false"/>
+          <w:iCs w:val="false"/>
+          <w:sz w:val="22"/>
+          <w:szCs w:val="22"/>
+        </w:rPr>
+        <w:t xml:space="preserve">Without RPM</w:t>
+      </w:r>
+    </w:p>
+    <w:p>
+      <w:pPr>
+        <w:spacing w:after="160"/>
+      </w:pPr>
+      <w:r>
+        <w:rPr>
+          <w:rFonts w:ascii="Calibri" w:cs="Calibri" w:eastAsia="Calibri" w:hAnsi="Calibri"/>
+          <w:b w:val="false"/>
+          <w:bCs w:val="false"/>
+          <w:i w:val="false"/>
+          <w:iCs w:val="false"/>
+          <w:sz w:val="22"/>
+          <w:szCs w:val="22"/>
+        </w:rPr>
+        <w:t xml:space="preserve">Suppose a manufacturer sells a product to three retailers:</w:t>
+      </w:r>
+    </w:p>
+    <w:tbl>
+      <w:tblPr>
+        <w:tblW w:type="dxa" w:w="9810"/>
+        <w:tblBorders>
+          <w:top w:val="single" w:color="auto" w:sz="4"/>
+          <w:left w:val="single" w:color="auto" w:sz="4"/>
+          <w:bottom w:val="single" w:color="auto" w:sz="4"/>
+          <w:right w:val="single" w:color="auto" w:sz="4"/>
+          <w:insideH w:val="single" w:color="auto" w:sz="4"/>
+          <w:insideV w:val="single" w:color="auto" w:sz="4"/>
+        </w:tblBorders>
+      </w:tblPr>
+      <w:tblGrid>
+        <w:gridCol w:w="4905"/>
+        <w:gridCol w:w="4905"/>
+      </w:tblGrid>
+      <w:tr>
+        <w:tc>
+          <w:tcPr>
+            <w:tcW w:type="dxa" w:w="4905"/>
+          </w:tcPr>
+          <w:p>
+            <w:r>
+              <w:rPr>
+                <w:rFonts w:ascii="Calibri" w:cs="Calibri" w:eastAsia="Calibri" w:hAnsi="Calibri"/>
+                <w:b/>
+                <w:bCs/>
+                <w:i w:val="false"/>
+                <w:iCs w:val="false"/>
+                <w:sz w:val="22"/>
+                <w:szCs w:val="22"/>
+              </w:rPr>
+              <w:t xml:space="preserve">Retailer</w:t>
+            </w:r>
+          </w:p>
+        </w:tc>
+        <w:tc>
+          <w:tcPr>
+            <w:tcW w:type="dxa" w:w="4905"/>
+          </w:tcPr>
+          <w:p>
+            <w:r>
+              <w:rPr>
+                <w:rFonts w:ascii="Calibri" w:cs="Calibri" w:eastAsia="Calibri" w:hAnsi="Calibri"/>
+                <w:b/>
+                <w:bCs/>
+                <w:i w:val="false"/>
+                <w:iCs w:val="false"/>
+                <w:sz w:val="22"/>
+                <w:szCs w:val="22"/>
+              </w:rPr>
+              <w:t xml:space="preserve">Resale price</w:t>
+            </w:r>
+          </w:p>
+        </w:tc>
+      </w:tr>
+      <w:tr>
+        <w:tc>
+          <w:tcPr>
+            <w:tcW w:type="dxa" w:w="4905"/>
+          </w:tcPr>
+          <w:p>
+            <w:r>
+              <w:rPr>
+                <w:rFonts w:ascii="Calibri" w:cs="Calibri" w:eastAsia="Calibri" w:hAnsi="Calibri"/>
+                <w:b w:val="false"/>
+                <w:bCs w:val="false"/>
+                <w:i w:val="false"/>
+                <w:iCs w:val="false"/>
+                <w:sz w:val="22"/>
+                <w:szCs w:val="22"/>
+              </w:rPr>
+              <w:t xml:space="preserve">A</w:t>
+            </w:r>
+          </w:p>
+        </w:tc>
+        <w:tc>
+          <w:tcPr>
+            <w:tcW w:type="dxa" w:w="4905"/>
+          </w:tcPr>
+          <w:p>
+            <w:r>
+              <w:rPr>
+                <w:rFonts w:ascii="Calibri" w:cs="Calibri" w:eastAsia="Calibri" w:hAnsi="Calibri"/>
+                <w:b w:val="false"/>
+                <w:bCs w:val="false"/>
+                <w:i w:val="false"/>
+                <w:iCs w:val="false"/>
+                <w:sz w:val="22"/>
+                <w:szCs w:val="22"/>
+              </w:rPr>
+              <w:t xml:space="preserve">€100</w:t>
+            </w:r>
+          </w:p>
+        </w:tc>
+      </w:tr>
+      <w:tr>
+        <w:tc>
+          <w:tcPr>
+            <w:tcW w:type="dxa" w:w="4905"/>
+          </w:tcPr>
+          <w:p>
+            <w:r>
+              <w:rPr>
+                <w:rFonts w:ascii="Calibri" w:cs="Calibri" w:eastAsia="Calibri" w:hAnsi="Calibri"/>
+                <w:b w:val="false"/>
+                <w:bCs w:val="false"/>
+                <w:i w:val="false"/>
+                <w:iCs w:val="false"/>
+                <w:sz w:val="22"/>
+                <w:szCs w:val="22"/>
+              </w:rPr>
+              <w:t xml:space="preserve">B</w:t>
+            </w:r>
+          </w:p>
+        </w:tc>
+        <w:tc>
+          <w:tcPr>
+            <w:tcW w:type="dxa" w:w="4905"/>
+          </w:tcPr>
+          <w:p>
+            <w:r>
+              <w:rPr>
+                <w:rFonts w:ascii="Calibri" w:cs="Calibri" w:eastAsia="Calibri" w:hAnsi="Calibri"/>
+                <w:b w:val="false"/>
+                <w:bCs w:val="false"/>
+                <w:i w:val="false"/>
+                <w:iCs w:val="false"/>
+                <w:sz w:val="22"/>
+                <w:szCs w:val="22"/>
+              </w:rPr>
+              <w:t xml:space="preserve">€95</w:t>
+            </w:r>
+          </w:p>
+        </w:tc>
+      </w:tr>
+      <w:tr>
+        <w:tc>
+          <w:tcPr>
+            <w:tcW w:type="dxa" w:w="4905"/>
+          </w:tcPr>
+          <w:p>
+            <w:r>
+              <w:rPr>
+                <w:rFonts w:ascii="Calibri" w:cs="Calibri" w:eastAsia="Calibri" w:hAnsi="Calibri"/>
+                <w:b w:val="false"/>
+                <w:bCs w:val="false"/>
+                <w:i w:val="false"/>
+                <w:iCs w:val="false"/>
+                <w:sz w:val="22"/>
+                <w:szCs w:val="22"/>
+              </w:rPr>
+              <w:t xml:space="preserve">C</w:t>
+            </w:r>
+          </w:p>
+        </w:tc>
+        <w:tc>
+          <w:tcPr>
+            <w:tcW w:type="dxa" w:w="4905"/>
+          </w:tcPr>
+          <w:p>
+            <w:r>
+              <w:rPr>
+                <w:rFonts w:ascii="Calibri" w:cs="Calibri" w:eastAsia="Calibri" w:hAnsi="Calibri"/>
+                <w:b w:val="false"/>
+                <w:bCs w:val="false"/>
+                <w:i w:val="false"/>
+                <w:iCs w:val="false"/>
+                <w:sz w:val="22"/>
+                <w:szCs w:val="22"/>
+              </w:rPr>
+              <w:t xml:space="preserve">€90</w:t>
+            </w:r>
+          </w:p>
+        </w:tc>
+      </w:tr>
+    </w:tbl>
+    <w:p>
+      <w:pPr>
+        <w:spacing w:after="120"/>
+      </w:pPr>
+    </w:p>
+    <w:p>
+      <w:pPr>
+        <w:spacing w:after="160"/>
+      </w:pPr>
+      <w:r>
+        <w:rPr>
+          <w:rFonts w:ascii="Calibri" w:cs="Calibri" w:eastAsia="Calibri" w:hAnsi="Calibri"/>
+          <w:b w:val="false"/>
+          <w:bCs w:val="false"/>
+          <w:i w:val="false"/>
+          <w:iCs w:val="false"/>
+          <w:sz w:val="22"/>
+          <w:szCs w:val="22"/>
+        </w:rPr>
+        <w:t xml:space="preserve">Retailers have an incentive to </w:t>
+      </w:r>
+      <w:r>
+        <w:rPr>
+          <w:rFonts w:ascii="Calibri" w:cs="Calibri" w:eastAsia="Calibri" w:hAnsi="Calibri"/>
+          <w:b/>
+          <w:bCs/>
+          <w:i w:val="false"/>
+          <w:iCs w:val="false"/>
+          <w:sz w:val="22"/>
+          <w:szCs w:val="22"/>
+        </w:rPr>
+        <w:t xml:space="preserve">undercut one another</w:t>
+      </w:r>
+      <w:r>
+        <w:rPr>
+          <w:rFonts w:ascii="Calibri" w:cs="Calibri" w:eastAsia="Calibri" w:hAnsi="Calibri"/>
+          <w:b w:val="false"/>
+          <w:bCs w:val="false"/>
+          <w:i w:val="false"/>
+          <w:iCs w:val="false"/>
+          <w:sz w:val="22"/>
+          <w:szCs w:val="22"/>
+        </w:rPr>
+        <w:t xml:space="preserve">.</w:t>
+      </w:r>
+    </w:p>
+    <w:p>
+      <w:pPr>
+        <w:spacing w:after="160"/>
+      </w:pPr>
+      <w:r>
+        <w:rPr>
+          <w:rFonts w:ascii="Calibri" w:cs="Calibri" w:eastAsia="Calibri" w:hAnsi="Calibri"/>
+          <w:b w:val="false"/>
+          <w:bCs w:val="false"/>
+          <w:i w:val="false"/>
+          <w:iCs w:val="false"/>
+          <w:sz w:val="22"/>
+          <w:szCs w:val="22"/>
+        </w:rPr>
+        <w:t xml:space="preserve">That price competition can benefit consumers.</w:t>
+      </w:r>
+    </w:p>
+    <w:p>
+      <w:pPr>
+        <w:spacing w:after="120" w:before="240"/>
+      </w:pPr>
+      <w:r>
+        <w:rPr>
+          <w:rFonts w:ascii="Calibri" w:cs="Calibri" w:eastAsia="Calibri" w:hAnsi="Calibri"/>
+          <w:b/>
+          <w:bCs/>
+          <w:i w:val="false"/>
+          <w:iCs w:val="false"/>
+          <w:sz w:val="22"/>
+          <w:szCs w:val="22"/>
+        </w:rPr>
+        <w:t xml:space="preserve">With minimum RPM</w:t>
+      </w:r>
+    </w:p>
+    <w:p>
+      <w:pPr>
+        <w:spacing w:after="160"/>
+      </w:pPr>
+      <w:r>
+        <w:rPr>
+          <w:rFonts w:ascii="Calibri" w:cs="Calibri" w:eastAsia="Calibri" w:hAnsi="Calibri"/>
+          <w:b w:val="false"/>
+          <w:bCs w:val="false"/>
+          <w:i w:val="false"/>
+          <w:iCs w:val="false"/>
+          <w:sz w:val="22"/>
+          <w:szCs w:val="22"/>
+        </w:rPr>
+        <w:t xml:space="preserve">The manufacturer says:</w:t>
+      </w:r>
+    </w:p>
+    <w:p>
+      <w:pPr>
+        <w:spacing w:after="160"/>
+      </w:pPr>
+      <w:r>
+        <w:rPr>
+          <w:rFonts w:ascii="Calibri" w:cs="Calibri" w:eastAsia="Calibri" w:hAnsi="Calibri"/>
+          <w:b w:val="false"/>
+          <w:bCs w:val="false"/>
+          <w:i w:val="false"/>
+          <w:iCs w:val="false"/>
+          <w:sz w:val="22"/>
+          <w:szCs w:val="22"/>
+        </w:rPr>
+        <w:t xml:space="preserve">
+</w:t>
+      </w:r>
+      <w:r>
+        <w:rPr>
+          <w:rFonts w:ascii="Calibri" w:cs="Calibri" w:eastAsia="Calibri" w:hAnsi="Calibri"/>
+          <w:b w:val="false"/>
+          <w:bCs w:val="false"/>
+          <w:i w:val="false"/>
+          <w:iCs w:val="false"/>
+          <w:sz w:val="22"/>
+          <w:szCs w:val="22"/>
+        </w:rPr>
+        <w:t xml:space="preserve">“None of you may sell below €100.”</w:t>
+      </w:r>
+      <w:r>
+        <w:rPr>
+          <w:rFonts w:ascii="Calibri" w:cs="Calibri" w:eastAsia="Calibri" w:hAnsi="Calibri"/>
+          <w:b w:val="false"/>
+          <w:bCs w:val="false"/>
+          <w:i w:val="false"/>
+          <w:iCs w:val="false"/>
+          <w:sz w:val="22"/>
+          <w:szCs w:val="22"/>
+        </w:rPr>
+        <w:t xml:space="preserve">
+</w:t>
+      </w:r>
+    </w:p>
+    <w:p>
+      <w:pPr>
+        <w:spacing w:after="160"/>
+      </w:pPr>
+      <w:r>
+        <w:rPr>
+          <w:rFonts w:ascii="Calibri" w:cs="Calibri" w:eastAsia="Calibri" w:hAnsi="Calibri"/>
+          <w:b w:val="false"/>
+          <w:bCs w:val="false"/>
+          <w:i w:val="false"/>
+          <w:iCs w:val="false"/>
+          <w:sz w:val="22"/>
+          <w:szCs w:val="22"/>
+        </w:rPr>
+        <w:t xml:space="preserve">Now:</w:t>
+      </w:r>
+    </w:p>
+    <w:tbl>
+      <w:tblPr>
+        <w:tblW w:type="dxa" w:w="9810"/>
+        <w:tblBorders>
+          <w:top w:val="single" w:color="auto" w:sz="4"/>
+          <w:left w:val="single" w:color="auto" w:sz="4"/>
+          <w:bottom w:val="single" w:color="auto" w:sz="4"/>
+          <w:right w:val="single" w:color="auto" w:sz="4"/>
+          <w:insideH w:val="single" w:color="auto" w:sz="4"/>
+          <w:insideV w:val="single" w:color="auto" w:sz="4"/>
+        </w:tblBorders>
+      </w:tblPr>
+      <w:tblGrid>
+        <w:gridCol w:w="4905"/>
+        <w:gridCol w:w="4905"/>
+      </w:tblGrid>
+      <w:tr>
+        <w:tc>
+          <w:tcPr>
+            <w:tcW w:type="dxa" w:w="4905"/>
+          </w:tcPr>
+          <w:p>
+            <w:r>
+              <w:rPr>
+                <w:rFonts w:ascii="Calibri" w:cs="Calibri" w:eastAsia="Calibri" w:hAnsi="Calibri"/>
+                <w:b/>
+                <w:bCs/>
+                <w:i w:val="false"/>
+                <w:iCs w:val="false"/>
+                <w:sz w:val="22"/>
+                <w:szCs w:val="22"/>
+              </w:rPr>
+              <w:t xml:space="preserve">Retailer</w:t>
+            </w:r>
+          </w:p>
+        </w:tc>
+        <w:tc>
+          <w:tcPr>
+            <w:tcW w:type="dxa" w:w="4905"/>
+          </w:tcPr>
+          <w:p>
+            <w:r>
+              <w:rPr>
+                <w:rFonts w:ascii="Calibri" w:cs="Calibri" w:eastAsia="Calibri" w:hAnsi="Calibri"/>
+                <w:b/>
+                <w:bCs/>
+                <w:i w:val="false"/>
+                <w:iCs w:val="false"/>
+                <w:sz w:val="22"/>
+                <w:szCs w:val="22"/>
+              </w:rPr>
+              <w:t xml:space="preserve">Resale price</w:t>
+            </w:r>
+          </w:p>
+        </w:tc>
+      </w:tr>
+      <w:tr>
+        <w:tc>
+          <w:tcPr>
+            <w:tcW w:type="dxa" w:w="4905"/>
+          </w:tcPr>
+          <w:p>
+            <w:r>
+              <w:rPr>
+                <w:rFonts w:ascii="Calibri" w:cs="Calibri" w:eastAsia="Calibri" w:hAnsi="Calibri"/>
+                <w:b w:val="false"/>
+                <w:bCs w:val="false"/>
+                <w:i w:val="false"/>
+                <w:iCs w:val="false"/>
+                <w:sz w:val="22"/>
+                <w:szCs w:val="22"/>
+              </w:rPr>
+              <w:t xml:space="preserve">A</w:t>
+            </w:r>
+          </w:p>
+        </w:tc>
+        <w:tc>
+          <w:tcPr>
+            <w:tcW w:type="dxa" w:w="4905"/>
+          </w:tcPr>
+          <w:p>
+            <w:r>
+              <w:rPr>
+                <w:rFonts w:ascii="Calibri" w:cs="Calibri" w:eastAsia="Calibri" w:hAnsi="Calibri"/>
+                <w:b w:val="false"/>
+                <w:bCs w:val="false"/>
+                <w:i w:val="false"/>
+                <w:iCs w:val="false"/>
+                <w:sz w:val="22"/>
+                <w:szCs w:val="22"/>
+              </w:rPr>
+              <w:t xml:space="preserve">€100</w:t>
+            </w:r>
+          </w:p>
+        </w:tc>
+      </w:tr>
+      <w:tr>
+        <w:tc>
+          <w:tcPr>
+            <w:tcW w:type="dxa" w:w="4905"/>
+          </w:tcPr>
+          <w:p>
+            <w:r>
+              <w:rPr>
+                <w:rFonts w:ascii="Calibri" w:cs="Calibri" w:eastAsia="Calibri" w:hAnsi="Calibri"/>
+                <w:b w:val="false"/>
+                <w:bCs w:val="false"/>
+                <w:i w:val="false"/>
+                <w:iCs w:val="false"/>
+                <w:sz w:val="22"/>
+                <w:szCs w:val="22"/>
+              </w:rPr>
+              <w:t xml:space="preserve">B</w:t>
+            </w:r>
+          </w:p>
+        </w:tc>
+        <w:tc>
+          <w:tcPr>
+            <w:tcW w:type="dxa" w:w="4905"/>
+          </w:tcPr>
+          <w:p>
+            <w:r>
+              <w:rPr>
+                <w:rFonts w:ascii="Calibri" w:cs="Calibri" w:eastAsia="Calibri" w:hAnsi="Calibri"/>
+                <w:b w:val="false"/>
+                <w:bCs w:val="false"/>
+                <w:i w:val="false"/>
+                <w:iCs w:val="false"/>
+                <w:sz w:val="22"/>
+                <w:szCs w:val="22"/>
+              </w:rPr>
+              <w:t xml:space="preserve">€100</w:t>
+            </w:r>
+          </w:p>
+        </w:tc>
+      </w:tr>
+      <w:tr>
+        <w:tc>
+          <w:tcPr>
+            <w:tcW w:type="dxa" w:w="4905"/>
+          </w:tcPr>
+          <w:p>
+            <w:r>
+              <w:rPr>
+                <w:rFonts w:ascii="Calibri" w:cs="Calibri" w:eastAsia="Calibri" w:hAnsi="Calibri"/>
+                <w:b w:val="false"/>
+                <w:bCs w:val="false"/>
+                <w:i w:val="false"/>
+                <w:iCs w:val="false"/>
+                <w:sz w:val="22"/>
+                <w:szCs w:val="22"/>
+              </w:rPr>
+              <w:t xml:space="preserve">C</w:t>
+            </w:r>
+          </w:p>
+        </w:tc>
+        <w:tc>
+          <w:tcPr>
+            <w:tcW w:type="dxa" w:w="4905"/>
+          </w:tcPr>
+          <w:p>
+            <w:r>
+              <w:rPr>
+                <w:rFonts w:ascii="Calibri" w:cs="Calibri" w:eastAsia="Calibri" w:hAnsi="Calibri"/>
+                <w:b w:val="false"/>
+                <w:bCs w:val="false"/>
+                <w:i w:val="false"/>
+                <w:iCs w:val="false"/>
+                <w:sz w:val="22"/>
+                <w:szCs w:val="22"/>
+              </w:rPr>
+              <w:t xml:space="preserve">€100</w:t>
+            </w:r>
+          </w:p>
+        </w:tc>
+      </w:tr>
+    </w:tbl>
+    <w:p>
+      <w:pPr>
+        <w:spacing w:after="120"/>
+      </w:pPr>
+    </w:p>
+    <w:p>
+      <w:pPr>
+        <w:spacing w:after="160"/>
+      </w:pPr>
+      <w:r>
+        <w:rPr>
+          <w:rFonts w:ascii="Calibri" w:cs="Calibri" w:eastAsia="Calibri" w:hAnsi="Calibri"/>
+          <w:b w:val="false"/>
+          <w:bCs w:val="false"/>
+          <w:i w:val="false"/>
+          <w:iCs w:val="false"/>
+          <w:sz w:val="22"/>
+          <w:szCs w:val="22"/>
+        </w:rPr>
+        <w:t xml:space="preserve">The agreement has </w:t>
+      </w:r>
+      <w:r>
+        <w:rPr>
+          <w:rFonts w:ascii="Calibri" w:cs="Calibri" w:eastAsia="Calibri" w:hAnsi="Calibri"/>
+          <w:b/>
+          <w:bCs/>
+          <w:i w:val="false"/>
+          <w:iCs w:val="false"/>
+          <w:sz w:val="22"/>
+          <w:szCs w:val="22"/>
+        </w:rPr>
+        <w:t xml:space="preserve">eliminated an important dimension of intra-brand price competition</w:t>
+      </w:r>
+      <w:r>
+        <w:rPr>
+          <w:rFonts w:ascii="Calibri" w:cs="Calibri" w:eastAsia="Calibri" w:hAnsi="Calibri"/>
+          <w:b w:val="false"/>
+          <w:bCs w:val="false"/>
+          <w:i w:val="false"/>
+          <w:iCs w:val="false"/>
+          <w:sz w:val="22"/>
+          <w:szCs w:val="22"/>
+        </w:rPr>
+        <w:t xml:space="preserve">.</w:t>
+      </w:r>
+    </w:p>
+    <w:p>
+      <w:pPr>
+        <w:spacing w:after="160"/>
+      </w:pPr>
+      <w:r>
+        <w:rPr>
+          <w:rFonts w:ascii="Calibri" w:cs="Calibri" w:eastAsia="Calibri" w:hAnsi="Calibri"/>
+          <w:b w:val="false"/>
+          <w:bCs w:val="false"/>
+          <w:i w:val="false"/>
+          <w:iCs w:val="false"/>
+          <w:sz w:val="22"/>
+          <w:szCs w:val="22"/>
+        </w:rPr>
+        <w:t xml:space="preserve">That's why the law is suspicious of RPM from the outset.</w:t>
+      </w:r>
+    </w:p>
+    <w:p>
+      <w:pPr>
+        <w:pBdr>
+          <w:bottom w:val="single" w:color="999999" w:sz="6" w:space="1"/>
+        </w:pBdr>
+        <w:spacing w:after="120" w:before="120"/>
+      </w:pPr>
+    </w:p>
+    <w:p>
+      <w:pPr>
+        <w:spacing w:after="120" w:before="240"/>
+      </w:pPr>
+      <w:r>
+        <w:rPr>
+          <w:rFonts w:ascii="Calibri" w:cs="Calibri" w:eastAsia="Calibri" w:hAnsi="Calibri"/>
+          <w:b/>
+          <w:bCs/>
+          <w:i w:val="false"/>
+          <w:iCs w:val="false"/>
+          <w:sz w:val="22"/>
+          <w:szCs w:val="22"/>
+        </w:rPr>
+        <w:t xml:space="preserve">But why </w:t>
+      </w:r>
+      <w:r>
+        <w:rPr>
+          <w:rFonts w:ascii="Calibri" w:cs="Calibri" w:eastAsia="Calibri" w:hAnsi="Calibri"/>
+          <w:b/>
+          <w:bCs/>
+          <w:i/>
+          <w:iCs/>
+          <w:sz w:val="22"/>
+          <w:szCs w:val="22"/>
+        </w:rPr>
+        <w:t xml:space="preserve">by object</w:t>
+      </w:r>
+      <w:r>
+        <w:rPr>
+          <w:rFonts w:ascii="Calibri" w:cs="Calibri" w:eastAsia="Calibri" w:hAnsi="Calibri"/>
+          <w:b/>
+          <w:bCs/>
+          <w:i w:val="false"/>
+          <w:iCs w:val="false"/>
+          <w:sz w:val="22"/>
+          <w:szCs w:val="22"/>
+        </w:rPr>
+        <w:t xml:space="preserve"> rather than merely by effect?</w:t>
+      </w:r>
+    </w:p>
+    <w:p>
+      <w:pPr>
+        <w:spacing w:after="160"/>
+      </w:pPr>
+      <w:r>
+        <w:rPr>
+          <w:rFonts w:ascii="Calibri" w:cs="Calibri" w:eastAsia="Calibri" w:hAnsi="Calibri"/>
+          <w:b w:val="false"/>
+          <w:bCs w:val="false"/>
+          <w:i w:val="false"/>
+          <w:iCs w:val="false"/>
+          <w:sz w:val="22"/>
+          <w:szCs w:val="22"/>
+        </w:rPr>
+        <w:t xml:space="preserve">This is the crucial legal point.</w:t>
+      </w:r>
+    </w:p>
+    <w:p>
+      <w:pPr>
+        <w:spacing w:after="160"/>
+      </w:pPr>
+      <w:r>
+        <w:rPr>
+          <w:rFonts w:ascii="Calibri" w:cs="Calibri" w:eastAsia="Calibri" w:hAnsi="Calibri"/>
+          <w:b w:val="false"/>
+          <w:bCs w:val="false"/>
+          <w:i w:val="false"/>
+          <w:iCs w:val="false"/>
+          <w:sz w:val="22"/>
+          <w:szCs w:val="22"/>
+        </w:rPr>
+        <w:t xml:space="preserve">The concept of </w:t>
+      </w:r>
+      <w:r>
+        <w:rPr>
+          <w:rFonts w:ascii="Calibri" w:cs="Calibri" w:eastAsia="Calibri" w:hAnsi="Calibri"/>
+          <w:b/>
+          <w:bCs/>
+          <w:i w:val="false"/>
+          <w:iCs w:val="false"/>
+          <w:sz w:val="22"/>
+          <w:szCs w:val="22"/>
+        </w:rPr>
+        <w:t xml:space="preserve">restriction by object</w:t>
+      </w:r>
+      <w:r>
+        <w:rPr>
+          <w:rFonts w:ascii="Calibri" w:cs="Calibri" w:eastAsia="Calibri" w:hAnsi="Calibri"/>
+          <w:b w:val="false"/>
+          <w:bCs w:val="false"/>
+          <w:i w:val="false"/>
+          <w:iCs w:val="false"/>
+          <w:sz w:val="22"/>
+          <w:szCs w:val="22"/>
+        </w:rPr>
+        <w:t xml:space="preserve"> is not simply:</w:t>
+      </w:r>
+    </w:p>
+    <w:p>
+      <w:pPr>
+        <w:spacing w:after="160"/>
+      </w:pPr>
+      <w:r>
+        <w:rPr>
+          <w:rFonts w:ascii="Calibri" w:cs="Calibri" w:eastAsia="Calibri" w:hAnsi="Calibri"/>
+          <w:b w:val="false"/>
+          <w:bCs w:val="false"/>
+          <w:i w:val="false"/>
+          <w:iCs w:val="false"/>
+          <w:sz w:val="22"/>
+          <w:szCs w:val="22"/>
+        </w:rPr>
+        <w:t xml:space="preserve">
+</w:t>
+      </w:r>
+      <w:r>
+        <w:rPr>
+          <w:rFonts w:ascii="Calibri" w:cs="Calibri" w:eastAsia="Calibri" w:hAnsi="Calibri"/>
+          <w:b w:val="false"/>
+          <w:bCs w:val="false"/>
+          <w:i w:val="false"/>
+          <w:iCs w:val="false"/>
+          <w:sz w:val="22"/>
+          <w:szCs w:val="22"/>
+        </w:rPr>
+        <w:t xml:space="preserve">“This conduct looks bad.”</w:t>
+      </w:r>
+      <w:r>
+        <w:rPr>
+          <w:rFonts w:ascii="Calibri" w:cs="Calibri" w:eastAsia="Calibri" w:hAnsi="Calibri"/>
+          <w:b w:val="false"/>
+          <w:bCs w:val="false"/>
+          <w:i w:val="false"/>
+          <w:iCs w:val="false"/>
+          <w:sz w:val="22"/>
+          <w:szCs w:val="22"/>
+        </w:rPr>
+        <w:t xml:space="preserve">
+</w:t>
+      </w:r>
+    </w:p>
+    <w:p>
+      <w:pPr>
+        <w:spacing w:after="160"/>
+      </w:pPr>
+      <w:r>
+        <w:rPr>
+          <w:rFonts w:ascii="Calibri" w:cs="Calibri" w:eastAsia="Calibri" w:hAnsi="Calibri"/>
+          <w:b w:val="false"/>
+          <w:bCs w:val="false"/>
+          <w:i w:val="false"/>
+          <w:iCs w:val="false"/>
+          <w:sz w:val="22"/>
+          <w:szCs w:val="22"/>
+        </w:rPr>
+        <w:t xml:space="preserve">The question is whether, </w:t>
+      </w:r>
+      <w:r>
+        <w:rPr>
+          <w:rFonts w:ascii="Calibri" w:cs="Calibri" w:eastAsia="Calibri" w:hAnsi="Calibri"/>
+          <w:b/>
+          <w:bCs/>
+          <w:i w:val="false"/>
+          <w:iCs w:val="false"/>
+          <w:sz w:val="22"/>
+          <w:szCs w:val="22"/>
+        </w:rPr>
+        <w:t xml:space="preserve">having regard to the content, objectives, and economic/legal context of the agreement</w:t>
+      </w:r>
+      <w:r>
+        <w:rPr>
+          <w:rFonts w:ascii="Calibri" w:cs="Calibri" w:eastAsia="Calibri" w:hAnsi="Calibri"/>
+          <w:b w:val="false"/>
+          <w:bCs w:val="false"/>
+          <w:i w:val="false"/>
+          <w:iCs w:val="false"/>
+          <w:sz w:val="22"/>
+          <w:szCs w:val="22"/>
+        </w:rPr>
+        <w:t xml:space="preserve">, the conduct reveals a sufficient degree of harm to competition that there is no need to establish its actual effects.</w:t>
+      </w:r>
+    </w:p>
+    <w:p>
+      <w:pPr>
+        <w:spacing w:after="160"/>
+      </w:pPr>
+      <w:r>
+        <w:rPr>
+          <w:rFonts w:ascii="Calibri" w:cs="Calibri" w:eastAsia="Calibri" w:hAnsi="Calibri"/>
+          <w:b w:val="false"/>
+          <w:bCs w:val="false"/>
+          <w:i w:val="false"/>
+          <w:iCs w:val="false"/>
+          <w:sz w:val="22"/>
+          <w:szCs w:val="22"/>
+        </w:rPr>
+        <w:t xml:space="preserve">RPM has traditionally been regarded as falling into that category because its </w:t>
+      </w:r>
+      <w:r>
+        <w:rPr>
+          <w:rFonts w:ascii="Calibri" w:cs="Calibri" w:eastAsia="Calibri" w:hAnsi="Calibri"/>
+          <w:b/>
+          <w:bCs/>
+          <w:i w:val="false"/>
+          <w:iCs w:val="false"/>
+          <w:sz w:val="22"/>
+          <w:szCs w:val="22"/>
+        </w:rPr>
+        <w:t xml:space="preserve">very purpose and mechanism</w:t>
+      </w:r>
+      <w:r>
+        <w:rPr>
+          <w:rFonts w:ascii="Calibri" w:cs="Calibri" w:eastAsia="Calibri" w:hAnsi="Calibri"/>
+          <w:b w:val="false"/>
+          <w:bCs w:val="false"/>
+          <w:i w:val="false"/>
+          <w:iCs w:val="false"/>
+          <w:sz w:val="22"/>
+          <w:szCs w:val="22"/>
+        </w:rPr>
+        <w:t xml:space="preserve"> can be to suppress price competition between distributors.</w:t>
+      </w:r>
+    </w:p>
+    <w:p>
+      <w:pPr>
+        <w:spacing w:after="160"/>
+      </w:pPr>
+      <w:r>
+        <w:rPr>
+          <w:rFonts w:ascii="Calibri" w:cs="Calibri" w:eastAsia="Calibri" w:hAnsi="Calibri"/>
+          <w:b w:val="false"/>
+          <w:bCs w:val="false"/>
+          <w:i w:val="false"/>
+          <w:iCs w:val="false"/>
+          <w:sz w:val="22"/>
+          <w:szCs w:val="22"/>
+        </w:rPr>
+        <w:t xml:space="preserve">The European Commission's Vertical Block Exemption Regulation (VBER) therefore identifies </w:t>
+      </w:r>
+      <w:r>
+        <w:rPr>
+          <w:rFonts w:ascii="Calibri" w:cs="Calibri" w:eastAsia="Calibri" w:hAnsi="Calibri"/>
+          <w:b/>
+          <w:bCs/>
+          <w:i w:val="false"/>
+          <w:iCs w:val="false"/>
+          <w:sz w:val="22"/>
+          <w:szCs w:val="22"/>
+        </w:rPr>
+        <w:t xml:space="preserve">restrictions of the buyer's ability to determine its sale price</w:t>
+      </w:r>
+      <w:r>
+        <w:rPr>
+          <w:rFonts w:ascii="Calibri" w:cs="Calibri" w:eastAsia="Calibri" w:hAnsi="Calibri"/>
+          <w:b w:val="false"/>
+          <w:bCs w:val="false"/>
+          <w:i w:val="false"/>
+          <w:iCs w:val="false"/>
+          <w:sz w:val="22"/>
+          <w:szCs w:val="22"/>
+        </w:rPr>
+        <w:t xml:space="preserve">—subject to the treatment of maximum/recommended prices and certain exceptions—as a </w:t>
+      </w:r>
+      <w:r>
+        <w:rPr>
+          <w:rFonts w:ascii="Calibri" w:cs="Calibri" w:eastAsia="Calibri" w:hAnsi="Calibri"/>
+          <w:b/>
+          <w:bCs/>
+          <w:i w:val="false"/>
+          <w:iCs w:val="false"/>
+          <w:sz w:val="22"/>
+          <w:szCs w:val="22"/>
+        </w:rPr>
+        <w:t xml:space="preserve">hardcore restriction</w:t>
+      </w:r>
+      <w:r>
+        <w:rPr>
+          <w:rFonts w:ascii="Calibri" w:cs="Calibri" w:eastAsia="Calibri" w:hAnsi="Calibri"/>
+          <w:b w:val="false"/>
+          <w:bCs w:val="false"/>
+          <w:i w:val="false"/>
+          <w:iCs w:val="false"/>
+          <w:sz w:val="22"/>
+          <w:szCs w:val="22"/>
+        </w:rPr>
+        <w:t xml:space="preserve">.</w:t>
+      </w:r>
+    </w:p>
+    <w:p>
+      <w:pPr>
+        <w:spacing w:after="160"/>
+      </w:pPr>
+      <w:r>
+        <w:rPr>
+          <w:rFonts w:ascii="Calibri" w:cs="Calibri" w:eastAsia="Calibri" w:hAnsi="Calibri"/>
+          <w:b w:val="false"/>
+          <w:bCs w:val="false"/>
+          <w:i w:val="false"/>
+          <w:iCs w:val="false"/>
+          <w:sz w:val="22"/>
+          <w:szCs w:val="22"/>
+        </w:rPr>
+        <w:t xml:space="preserve">So the logic is:</w:t>
+      </w:r>
+    </w:p>
+    <w:p>
+      <w:pPr>
+        <w:spacing w:after="160"/>
+      </w:pPr>
+      <w:r>
+        <w:rPr>
+          <w:rFonts w:ascii="Calibri" w:cs="Calibri" w:eastAsia="Calibri" w:hAnsi="Calibri"/>
+          <w:b/>
+          <w:bCs/>
+          <w:i w:val="false"/>
+          <w:iCs w:val="false"/>
+          <w:sz w:val="22"/>
+          <w:szCs w:val="22"/>
+        </w:rPr>
+        <w:t xml:space="preserve">Supplier imposes resale price → retailer loses freedom to set price → retailers cannot compete freely on price → intra-brand price competition is restricted → sufficiently serious harm → by-object treatment.</w:t>
+      </w:r>
+    </w:p>
+    <w:p>
+      <w:pPr>
+        <w:pBdr>
+          <w:bottom w:val="single" w:color="999999" w:sz="6" w:space="1"/>
+        </w:pBdr>
+        <w:spacing w:after="120" w:before="120"/>
+      </w:pPr>
+    </w:p>
+    <w:p>
+      <w:pPr>
+        <w:spacing w:after="120" w:before="240"/>
+      </w:pPr>
+      <w:r>
+        <w:rPr>
+          <w:rFonts w:ascii="Calibri" w:cs="Calibri" w:eastAsia="Calibri" w:hAnsi="Calibri"/>
+          <w:b/>
+          <w:bCs/>
+          <w:i w:val="false"/>
+          <w:iCs w:val="false"/>
+          <w:sz w:val="22"/>
+          <w:szCs w:val="22"/>
+        </w:rPr>
+        <w:t xml:space="preserve">A very important nuance: RPM is not automatically illegal in every imaginable circumstance</w:t>
+      </w:r>
+    </w:p>
+    <w:p>
+      <w:pPr>
+        <w:spacing w:after="160"/>
+      </w:pPr>
+      <w:r>
+        <w:rPr>
+          <w:rFonts w:ascii="Calibri" w:cs="Calibri" w:eastAsia="Calibri" w:hAnsi="Calibri"/>
+          <w:b w:val="false"/>
+          <w:bCs w:val="false"/>
+          <w:i w:val="false"/>
+          <w:iCs w:val="false"/>
+          <w:sz w:val="22"/>
+          <w:szCs w:val="22"/>
+        </w:rPr>
+        <w:t xml:space="preserve">This is where competition-law analysis gets more sophisticated.</w:t>
+      </w:r>
+    </w:p>
+    <w:p>
+      <w:pPr>
+        <w:spacing w:after="160"/>
+      </w:pPr>
+      <w:r>
+        <w:rPr>
+          <w:rFonts w:ascii="Calibri" w:cs="Calibri" w:eastAsia="Calibri" w:hAnsi="Calibri"/>
+          <w:b w:val="false"/>
+          <w:bCs w:val="false"/>
+          <w:i w:val="false"/>
+          <w:iCs w:val="false"/>
+          <w:sz w:val="22"/>
+          <w:szCs w:val="22"/>
+        </w:rPr>
+        <w:t xml:space="preserve">Calling RPM a </w:t>
+      </w:r>
+      <w:r>
+        <w:rPr>
+          <w:rFonts w:ascii="Calibri" w:cs="Calibri" w:eastAsia="Calibri" w:hAnsi="Calibri"/>
+          <w:b/>
+          <w:bCs/>
+          <w:i w:val="false"/>
+          <w:iCs w:val="false"/>
+          <w:sz w:val="22"/>
+          <w:szCs w:val="22"/>
+        </w:rPr>
+        <w:t xml:space="preserve">by-object restriction</w:t>
+      </w:r>
+      <w:r>
+        <w:rPr>
+          <w:rFonts w:ascii="Calibri" w:cs="Calibri" w:eastAsia="Calibri" w:hAnsi="Calibri"/>
+          <w:b w:val="false"/>
+          <w:bCs w:val="false"/>
+          <w:i w:val="false"/>
+          <w:iCs w:val="false"/>
+          <w:sz w:val="22"/>
+          <w:szCs w:val="22"/>
+        </w:rPr>
+        <w:t xml:space="preserve"> does </w:t>
+      </w:r>
+      <w:r>
+        <w:rPr>
+          <w:rFonts w:ascii="Calibri" w:cs="Calibri" w:eastAsia="Calibri" w:hAnsi="Calibri"/>
+          <w:b/>
+          <w:bCs/>
+          <w:i w:val="false"/>
+          <w:iCs w:val="false"/>
+          <w:sz w:val="22"/>
+          <w:szCs w:val="22"/>
+        </w:rPr>
+        <w:t xml:space="preserve">not</w:t>
+      </w:r>
+      <w:r>
+        <w:rPr>
+          <w:rFonts w:ascii="Calibri" w:cs="Calibri" w:eastAsia="Calibri" w:hAnsi="Calibri"/>
+          <w:b w:val="false"/>
+          <w:bCs w:val="false"/>
+          <w:i w:val="false"/>
+          <w:iCs w:val="false"/>
+          <w:sz w:val="22"/>
+          <w:szCs w:val="22"/>
+        </w:rPr>
+        <w:t xml:space="preserve"> mean:</w:t>
+      </w:r>
+    </w:p>
+    <w:p>
+      <w:pPr>
+        <w:spacing w:after="160"/>
+      </w:pPr>
+      <w:r>
+        <w:rPr>
+          <w:rFonts w:ascii="Calibri" w:cs="Calibri" w:eastAsia="Calibri" w:hAnsi="Calibri"/>
+          <w:b w:val="false"/>
+          <w:bCs w:val="false"/>
+          <w:i w:val="false"/>
+          <w:iCs w:val="false"/>
+          <w:sz w:val="22"/>
+          <w:szCs w:val="22"/>
+        </w:rPr>
+        <w:t xml:space="preserve">
+</w:t>
+      </w:r>
+      <w:r>
+        <w:rPr>
+          <w:rFonts w:ascii="Calibri" w:cs="Calibri" w:eastAsia="Calibri" w:hAnsi="Calibri"/>
+          <w:b w:val="false"/>
+          <w:bCs w:val="false"/>
+          <w:i w:val="false"/>
+          <w:iCs w:val="false"/>
+          <w:sz w:val="22"/>
+          <w:szCs w:val="22"/>
+        </w:rPr>
+        <w:t xml:space="preserve">“The authority can ignore all context.”</w:t>
+      </w:r>
+      <w:r>
+        <w:rPr>
+          <w:rFonts w:ascii="Calibri" w:cs="Calibri" w:eastAsia="Calibri" w:hAnsi="Calibri"/>
+          <w:b w:val="false"/>
+          <w:bCs w:val="false"/>
+          <w:i w:val="false"/>
+          <w:iCs w:val="false"/>
+          <w:sz w:val="22"/>
+          <w:szCs w:val="22"/>
+        </w:rPr>
+        <w:t xml:space="preserve">
+</w:t>
+      </w:r>
+    </w:p>
+    <w:p>
+      <w:pPr>
+        <w:spacing w:after="160"/>
+      </w:pPr>
+      <w:r>
+        <w:rPr>
+          <w:rFonts w:ascii="Calibri" w:cs="Calibri" w:eastAsia="Calibri" w:hAnsi="Calibri"/>
+          <w:b w:val="false"/>
+          <w:bCs w:val="false"/>
+          <w:i w:val="false"/>
+          <w:iCs w:val="false"/>
+          <w:sz w:val="22"/>
+          <w:szCs w:val="22"/>
+        </w:rPr>
+        <w:t xml:space="preserve">The legal assessment still considers the </w:t>
+      </w:r>
+      <w:r>
+        <w:rPr>
+          <w:rFonts w:ascii="Calibri" w:cs="Calibri" w:eastAsia="Calibri" w:hAnsi="Calibri"/>
+          <w:b/>
+          <w:bCs/>
+          <w:i w:val="false"/>
+          <w:iCs w:val="false"/>
+          <w:sz w:val="22"/>
+          <w:szCs w:val="22"/>
+        </w:rPr>
+        <w:t xml:space="preserve">content, objectives and context</w:t>
+      </w:r>
+      <w:r>
+        <w:rPr>
+          <w:rFonts w:ascii="Calibri" w:cs="Calibri" w:eastAsia="Calibri" w:hAnsi="Calibri"/>
+          <w:b w:val="false"/>
+          <w:bCs w:val="false"/>
+          <w:i w:val="false"/>
+          <w:iCs w:val="false"/>
+          <w:sz w:val="22"/>
+          <w:szCs w:val="22"/>
+        </w:rPr>
+        <w:t xml:space="preserve"> of the agreement.</w:t>
+      </w:r>
+    </w:p>
+    <w:p>
+      <w:pPr>
+        <w:spacing w:after="160"/>
+      </w:pPr>
+      <w:r>
+        <w:rPr>
+          <w:rFonts w:ascii="Calibri" w:cs="Calibri" w:eastAsia="Calibri" w:hAnsi="Calibri"/>
+          <w:b w:val="false"/>
+          <w:bCs w:val="false"/>
+          <w:i w:val="false"/>
+          <w:iCs w:val="false"/>
+          <w:sz w:val="22"/>
+          <w:szCs w:val="22"/>
+        </w:rPr>
+        <w:t xml:space="preserve">And there can be circumstances where conduct that looks like RPM does not actually constitute the prohibited restriction—for example, where the supposed resale price is genuinely </w:t>
+      </w:r>
+      <w:r>
+        <w:rPr>
+          <w:rFonts w:ascii="Calibri" w:cs="Calibri" w:eastAsia="Calibri" w:hAnsi="Calibri"/>
+          <w:b/>
+          <w:bCs/>
+          <w:i w:val="false"/>
+          <w:iCs w:val="false"/>
+          <w:sz w:val="22"/>
+          <w:szCs w:val="22"/>
+        </w:rPr>
+        <w:t xml:space="preserve">recommended rather than imposed</w:t>
+      </w:r>
+      <w:r>
+        <w:rPr>
+          <w:rFonts w:ascii="Calibri" w:cs="Calibri" w:eastAsia="Calibri" w:hAnsi="Calibri"/>
+          <w:b w:val="false"/>
+          <w:bCs w:val="false"/>
+          <w:i w:val="false"/>
+          <w:iCs w:val="false"/>
+          <w:sz w:val="22"/>
+          <w:szCs w:val="22"/>
+        </w:rPr>
+        <w:t xml:space="preserve">, and the retailer remains free to depart from it without pressure or punishment.</w:t>
+      </w:r>
+    </w:p>
+    <w:p>
+      <w:pPr>
+        <w:spacing w:after="160"/>
+      </w:pPr>
+      <w:r>
+        <w:rPr>
+          <w:rFonts w:ascii="Calibri" w:cs="Calibri" w:eastAsia="Calibri" w:hAnsi="Calibri"/>
+          <w:b w:val="false"/>
+          <w:bCs w:val="false"/>
+          <w:i w:val="false"/>
+          <w:iCs w:val="false"/>
+          <w:sz w:val="22"/>
+          <w:szCs w:val="22"/>
+        </w:rPr>
+        <w:t xml:space="preserve">Also, </w:t>
+      </w:r>
+      <w:r>
+        <w:rPr>
+          <w:rFonts w:ascii="Calibri" w:cs="Calibri" w:eastAsia="Calibri" w:hAnsi="Calibri"/>
+          <w:b/>
+          <w:bCs/>
+          <w:i w:val="false"/>
+          <w:iCs w:val="false"/>
+          <w:sz w:val="22"/>
+          <w:szCs w:val="22"/>
+        </w:rPr>
+        <w:t xml:space="preserve">maximum resale prices and recommended resale prices are not automatically RPM</w:t>
+      </w:r>
+      <w:r>
+        <w:rPr>
+          <w:rFonts w:ascii="Calibri" w:cs="Calibri" w:eastAsia="Calibri" w:hAnsi="Calibri"/>
+          <w:b w:val="false"/>
+          <w:bCs w:val="false"/>
+          <w:i w:val="false"/>
+          <w:iCs w:val="false"/>
+          <w:sz w:val="22"/>
+          <w:szCs w:val="22"/>
+        </w:rPr>
+        <w:t xml:space="preserve">. They can become problematic if, in practice, they function as fixed/minimum prices—for example through monitoring, threats, penalties, or incentives.</w:t>
+      </w:r>
+    </w:p>
+    <w:p>
+      <w:pPr>
+        <w:pBdr>
+          <w:bottom w:val="single" w:color="999999" w:sz="6" w:space="1"/>
+        </w:pBdr>
+        <w:spacing w:after="120" w:before="120"/>
+      </w:pPr>
+    </w:p>
+    <w:p>
+      <w:pPr>
+        <w:spacing w:after="120" w:before="240"/>
+      </w:pPr>
+      <w:r>
+        <w:rPr>
+          <w:rFonts w:ascii="Calibri" w:cs="Calibri" w:eastAsia="Calibri" w:hAnsi="Calibri"/>
+          <w:b/>
+          <w:bCs/>
+          <w:i w:val="false"/>
+          <w:iCs w:val="false"/>
+          <w:sz w:val="22"/>
+          <w:szCs w:val="22"/>
+        </w:rPr>
+        <w:t xml:space="preserve">The economic theory behind the prohibition</w:t>
+      </w:r>
+    </w:p>
+    <w:p>
+      <w:pPr>
+        <w:spacing w:after="160"/>
+      </w:pPr>
+      <w:r>
+        <w:rPr>
+          <w:rFonts w:ascii="Calibri" w:cs="Calibri" w:eastAsia="Calibri" w:hAnsi="Calibri"/>
+          <w:b w:val="false"/>
+          <w:bCs w:val="false"/>
+          <w:i w:val="false"/>
+          <w:iCs w:val="false"/>
+          <w:sz w:val="22"/>
+          <w:szCs w:val="22"/>
+        </w:rPr>
+        <w:t xml:space="preserve">There are several reasons RPM can harm competition.</w:t>
+      </w:r>
+    </w:p>
+    <w:p>
+      <w:pPr>
+        <w:spacing w:after="120" w:before="240"/>
+      </w:pPr>
+      <w:r>
+        <w:rPr>
+          <w:rFonts w:ascii="Calibri" w:cs="Calibri" w:eastAsia="Calibri" w:hAnsi="Calibri"/>
+          <w:b/>
+          <w:bCs/>
+          <w:i w:val="false"/>
+          <w:iCs w:val="false"/>
+          <w:sz w:val="22"/>
+          <w:szCs w:val="22"/>
+        </w:rPr>
+        <w:t xml:space="preserve">1. It eliminates intra-brand price competition</w:t>
+      </w:r>
+    </w:p>
+    <w:p>
+      <w:pPr>
+        <w:spacing w:after="160"/>
+      </w:pPr>
+      <w:r>
+        <w:rPr>
+          <w:rFonts w:ascii="Calibri" w:cs="Calibri" w:eastAsia="Calibri" w:hAnsi="Calibri"/>
+          <w:b w:val="false"/>
+          <w:bCs w:val="false"/>
+          <w:i w:val="false"/>
+          <w:iCs w:val="false"/>
+          <w:sz w:val="22"/>
+          <w:szCs w:val="22"/>
+        </w:rPr>
+        <w:t xml:space="preserve">This is the most straightforward theory.</w:t>
+      </w:r>
+    </w:p>
+    <w:p>
+      <w:pPr>
+        <w:spacing w:after="160"/>
+      </w:pPr>
+      <w:r>
+        <w:rPr>
+          <w:rFonts w:ascii="Calibri" w:cs="Calibri" w:eastAsia="Calibri" w:hAnsi="Calibri"/>
+          <w:b w:val="false"/>
+          <w:bCs w:val="false"/>
+          <w:i w:val="false"/>
+          <w:iCs w:val="false"/>
+          <w:sz w:val="22"/>
+          <w:szCs w:val="22"/>
+        </w:rPr>
+        <w:t xml:space="preserve">If retailers cannot lower prices, consumers lose the benefits of retailers competing with one another.</w:t>
+      </w:r>
+    </w:p>
+    <w:p>
+      <w:pPr>
+        <w:spacing w:after="120" w:before="240"/>
+      </w:pPr>
+      <w:r>
+        <w:rPr>
+          <w:rFonts w:ascii="Calibri" w:cs="Calibri" w:eastAsia="Calibri" w:hAnsi="Calibri"/>
+          <w:b/>
+          <w:bCs/>
+          <w:i w:val="false"/>
+          <w:iCs w:val="false"/>
+          <w:sz w:val="22"/>
+          <w:szCs w:val="22"/>
+        </w:rPr>
+        <w:t xml:space="preserve">2. It can facilitate collusion between retailers</w:t>
+      </w:r>
+    </w:p>
+    <w:p>
+      <w:pPr>
+        <w:spacing w:after="160"/>
+      </w:pPr>
+      <w:r>
+        <w:rPr>
+          <w:rFonts w:ascii="Calibri" w:cs="Calibri" w:eastAsia="Calibri" w:hAnsi="Calibri"/>
+          <w:b w:val="false"/>
+          <w:bCs w:val="false"/>
+          <w:i w:val="false"/>
+          <w:iCs w:val="false"/>
+          <w:sz w:val="22"/>
+          <w:szCs w:val="22"/>
+        </w:rPr>
+        <w:t xml:space="preserve">Imagine ten retailers secretly want to maintain high prices.</w:t>
+      </w:r>
+    </w:p>
+    <w:p>
+      <w:pPr>
+        <w:spacing w:after="160"/>
+      </w:pPr>
+      <w:r>
+        <w:rPr>
+          <w:rFonts w:ascii="Calibri" w:cs="Calibri" w:eastAsia="Calibri" w:hAnsi="Calibri"/>
+          <w:b w:val="false"/>
+          <w:bCs w:val="false"/>
+          <w:i w:val="false"/>
+          <w:iCs w:val="false"/>
+          <w:sz w:val="22"/>
+          <w:szCs w:val="22"/>
+        </w:rPr>
+        <w:t xml:space="preserve">Without RPM, one retailer can defect:</w:t>
+      </w:r>
+    </w:p>
+    <w:p>
+      <w:pPr>
+        <w:spacing w:after="160"/>
+      </w:pPr>
+      <w:r>
+        <w:rPr>
+          <w:rFonts w:ascii="Calibri" w:cs="Calibri" w:eastAsia="Calibri" w:hAnsi="Calibri"/>
+          <w:b w:val="false"/>
+          <w:bCs w:val="false"/>
+          <w:i w:val="false"/>
+          <w:iCs w:val="false"/>
+          <w:sz w:val="22"/>
+          <w:szCs w:val="22"/>
+        </w:rPr>
+        <w:t xml:space="preserve">
+</w:t>
+      </w:r>
+      <w:r>
+        <w:rPr>
+          <w:rFonts w:ascii="Calibri" w:cs="Calibri" w:eastAsia="Calibri" w:hAnsi="Calibri"/>
+          <w:b w:val="false"/>
+          <w:bCs w:val="false"/>
+          <w:i w:val="false"/>
+          <w:iCs w:val="false"/>
+          <w:sz w:val="22"/>
+          <w:szCs w:val="22"/>
+        </w:rPr>
+        <w:t xml:space="preserve">“Everyone else is charging €100, but I'll charge €85.”</w:t>
+      </w:r>
+      <w:r>
+        <w:rPr>
+          <w:rFonts w:ascii="Calibri" w:cs="Calibri" w:eastAsia="Calibri" w:hAnsi="Calibri"/>
+          <w:b w:val="false"/>
+          <w:bCs w:val="false"/>
+          <w:i w:val="false"/>
+          <w:iCs w:val="false"/>
+          <w:sz w:val="22"/>
+          <w:szCs w:val="22"/>
+        </w:rPr>
+        <w:t xml:space="preserve">
+</w:t>
+      </w:r>
+    </w:p>
+    <w:p>
+      <w:pPr>
+        <w:spacing w:after="160"/>
+      </w:pPr>
+      <w:r>
+        <w:rPr>
+          <w:rFonts w:ascii="Calibri" w:cs="Calibri" w:eastAsia="Calibri" w:hAnsi="Calibri"/>
+          <w:b w:val="false"/>
+          <w:bCs w:val="false"/>
+          <w:i w:val="false"/>
+          <w:iCs w:val="false"/>
+          <w:sz w:val="22"/>
+          <w:szCs w:val="22"/>
+        </w:rPr>
+        <w:t xml:space="preserve">RPM can prevent that deviation.</w:t>
+      </w:r>
+    </w:p>
+    <w:p>
+      <w:pPr>
+        <w:spacing w:after="160"/>
+      </w:pPr>
+      <w:r>
+        <w:rPr>
+          <w:rFonts w:ascii="Calibri" w:cs="Calibri" w:eastAsia="Calibri" w:hAnsi="Calibri"/>
+          <w:b w:val="false"/>
+          <w:bCs w:val="false"/>
+          <w:i w:val="false"/>
+          <w:iCs w:val="false"/>
+          <w:sz w:val="22"/>
+          <w:szCs w:val="22"/>
+        </w:rPr>
+        <w:t xml:space="preserve">So a supplier can effectively </w:t>
+      </w:r>
+      <w:r>
+        <w:rPr>
+          <w:rFonts w:ascii="Calibri" w:cs="Calibri" w:eastAsia="Calibri" w:hAnsi="Calibri"/>
+          <w:b/>
+          <w:bCs/>
+          <w:i w:val="false"/>
+          <w:iCs w:val="false"/>
+          <w:sz w:val="22"/>
+          <w:szCs w:val="22"/>
+        </w:rPr>
+        <w:t xml:space="preserve">enforce a price floor across competing retailers</w:t>
+      </w:r>
+      <w:r>
+        <w:rPr>
+          <w:rFonts w:ascii="Calibri" w:cs="Calibri" w:eastAsia="Calibri" w:hAnsi="Calibri"/>
+          <w:b w:val="false"/>
+          <w:bCs w:val="false"/>
+          <w:i w:val="false"/>
+          <w:iCs w:val="false"/>
+          <w:sz w:val="22"/>
+          <w:szCs w:val="22"/>
+        </w:rPr>
+        <w:t xml:space="preserve">.</w:t>
+      </w:r>
+    </w:p>
+    <w:p>
+      <w:pPr>
+        <w:spacing w:after="160"/>
+      </w:pPr>
+      <w:r>
+        <w:rPr>
+          <w:rFonts w:ascii="Calibri" w:cs="Calibri" w:eastAsia="Calibri" w:hAnsi="Calibri"/>
+          <w:b w:val="false"/>
+          <w:bCs w:val="false"/>
+          <w:i w:val="false"/>
+          <w:iCs w:val="false"/>
+          <w:sz w:val="22"/>
+          <w:szCs w:val="22"/>
+        </w:rPr>
+        <w:t xml:space="preserve">This is particularly concerning because the manufacturer may act as a </w:t>
+      </w:r>
+      <w:r>
+        <w:rPr>
+          <w:rFonts w:ascii="Calibri" w:cs="Calibri" w:eastAsia="Calibri" w:hAnsi="Calibri"/>
+          <w:b/>
+          <w:bCs/>
+          <w:i w:val="false"/>
+          <w:iCs w:val="false"/>
+          <w:sz w:val="22"/>
+          <w:szCs w:val="22"/>
+        </w:rPr>
+        <w:t xml:space="preserve">coordination mechanism</w:t>
+      </w:r>
+      <w:r>
+        <w:rPr>
+          <w:rFonts w:ascii="Calibri" w:cs="Calibri" w:eastAsia="Calibri" w:hAnsi="Calibri"/>
+          <w:b w:val="false"/>
+          <w:bCs w:val="false"/>
+          <w:i w:val="false"/>
+          <w:iCs w:val="false"/>
+          <w:sz w:val="22"/>
+          <w:szCs w:val="22"/>
+        </w:rPr>
+        <w:t xml:space="preserve"> between retailers.</w:t>
+      </w:r>
+    </w:p>
+    <w:p>
+      <w:pPr>
+        <w:spacing w:after="120" w:before="240"/>
+      </w:pPr>
+      <w:r>
+        <w:rPr>
+          <w:rFonts w:ascii="Calibri" w:cs="Calibri" w:eastAsia="Calibri" w:hAnsi="Calibri"/>
+          <w:b/>
+          <w:bCs/>
+          <w:i w:val="false"/>
+          <w:iCs w:val="false"/>
+          <w:sz w:val="22"/>
+          <w:szCs w:val="22"/>
+        </w:rPr>
+        <w:t xml:space="preserve">3. It can facilitate collusion between suppliers</w:t>
+      </w:r>
+    </w:p>
+    <w:p>
+      <w:pPr>
+        <w:spacing w:after="160"/>
+      </w:pPr>
+      <w:r>
+        <w:rPr>
+          <w:rFonts w:ascii="Calibri" w:cs="Calibri" w:eastAsia="Calibri" w:hAnsi="Calibri"/>
+          <w:b w:val="false"/>
+          <w:bCs w:val="false"/>
+          <w:i w:val="false"/>
+          <w:iCs w:val="false"/>
+          <w:sz w:val="22"/>
+          <w:szCs w:val="22"/>
+        </w:rPr>
+        <w:t xml:space="preserve">Suppose competing manufacturers each have their own retailer networks.</w:t>
+      </w:r>
+    </w:p>
+    <w:p>
+      <w:pPr>
+        <w:spacing w:after="160"/>
+      </w:pPr>
+      <w:r>
+        <w:rPr>
+          <w:rFonts w:ascii="Calibri" w:cs="Calibri" w:eastAsia="Calibri" w:hAnsi="Calibri"/>
+          <w:b w:val="false"/>
+          <w:bCs w:val="false"/>
+          <w:i w:val="false"/>
+          <w:iCs w:val="false"/>
+          <w:sz w:val="22"/>
+          <w:szCs w:val="22"/>
+        </w:rPr>
+        <w:t xml:space="preserve">RPM can make it easier for suppliers to maintain higher prices because distributors have less ability to initiate price competition.</w:t>
+      </w:r>
+    </w:p>
+    <w:p>
+      <w:pPr>
+        <w:spacing w:after="120" w:before="240"/>
+      </w:pPr>
+      <w:r>
+        <w:rPr>
+          <w:rFonts w:ascii="Calibri" w:cs="Calibri" w:eastAsia="Calibri" w:hAnsi="Calibri"/>
+          <w:b/>
+          <w:bCs/>
+          <w:i w:val="false"/>
+          <w:iCs w:val="false"/>
+          <w:sz w:val="22"/>
+          <w:szCs w:val="22"/>
+        </w:rPr>
+        <w:t xml:space="preserve">4. It can soften competition between manufacturers</w:t>
+      </w:r>
+    </w:p>
+    <w:p>
+      <w:pPr>
+        <w:spacing w:after="160"/>
+      </w:pPr>
+      <w:r>
+        <w:rPr>
+          <w:rFonts w:ascii="Calibri" w:cs="Calibri" w:eastAsia="Calibri" w:hAnsi="Calibri"/>
+          <w:b w:val="false"/>
+          <w:bCs w:val="false"/>
+          <w:i w:val="false"/>
+          <w:iCs w:val="false"/>
+          <w:sz w:val="22"/>
+          <w:szCs w:val="22"/>
+        </w:rPr>
+        <w:t xml:space="preserve">If every brand maintains high retail prices, consumers may face less aggressive competition between competing products.</w:t>
+      </w:r>
+    </w:p>
+    <w:p>
+      <w:pPr>
+        <w:pBdr>
+          <w:bottom w:val="single" w:color="999999" w:sz="6" w:space="1"/>
+        </w:pBdr>
+        <w:spacing w:after="120" w:before="120"/>
+      </w:pPr>
+    </w:p>
+    <w:p>
+      <w:pPr>
+        <w:spacing w:after="120" w:before="240"/>
+      </w:pPr>
+      <w:r>
+        <w:rPr>
+          <w:rFonts w:ascii="Calibri" w:cs="Calibri" w:eastAsia="Calibri" w:hAnsi="Calibri"/>
+          <w:b/>
+          <w:bCs/>
+          <w:i w:val="false"/>
+          <w:iCs w:val="false"/>
+          <w:sz w:val="22"/>
+          <w:szCs w:val="22"/>
+        </w:rPr>
+        <w:t xml:space="preserve">But RPM can have procompetitive rationales</w:t>
+      </w:r>
+    </w:p>
+    <w:p>
+      <w:pPr>
+        <w:spacing w:after="160"/>
+      </w:pPr>
+      <w:r>
+        <w:rPr>
+          <w:rFonts w:ascii="Calibri" w:cs="Calibri" w:eastAsia="Calibri" w:hAnsi="Calibri"/>
+          <w:b w:val="false"/>
+          <w:bCs w:val="false"/>
+          <w:i w:val="false"/>
+          <w:iCs w:val="false"/>
+          <w:sz w:val="22"/>
+          <w:szCs w:val="22"/>
+        </w:rPr>
+        <w:t xml:space="preserve">This is the interesting part.</w:t>
+      </w:r>
+    </w:p>
+    <w:p>
+      <w:pPr>
+        <w:spacing w:after="160"/>
+      </w:pPr>
+      <w:r>
+        <w:rPr>
+          <w:rFonts w:ascii="Calibri" w:cs="Calibri" w:eastAsia="Calibri" w:hAnsi="Calibri"/>
+          <w:b w:val="false"/>
+          <w:bCs w:val="false"/>
+          <w:i w:val="false"/>
+          <w:iCs w:val="false"/>
+          <w:sz w:val="22"/>
+          <w:szCs w:val="22"/>
+        </w:rPr>
+        <w:t xml:space="preserve">RPM isn't economically nonsensical. There are legitimate theories for why a manufacturer might want to control resale prices.</w:t>
+      </w:r>
+    </w:p>
+    <w:p>
+      <w:pPr>
+        <w:spacing w:after="120" w:before="240"/>
+      </w:pPr>
+      <w:r>
+        <w:rPr>
+          <w:rFonts w:ascii="Calibri" w:cs="Calibri" w:eastAsia="Calibri" w:hAnsi="Calibri"/>
+          <w:b/>
+          <w:bCs/>
+          <w:i w:val="false"/>
+          <w:iCs w:val="false"/>
+          <w:sz w:val="22"/>
+          <w:szCs w:val="22"/>
+        </w:rPr>
+        <w:t xml:space="preserve">Example: preventing free-riding</w:t>
+      </w:r>
+    </w:p>
+    <w:p>
+      <w:pPr>
+        <w:spacing w:after="160"/>
+      </w:pPr>
+      <w:r>
+        <w:rPr>
+          <w:rFonts w:ascii="Calibri" w:cs="Calibri" w:eastAsia="Calibri" w:hAnsi="Calibri"/>
+          <w:b w:val="false"/>
+          <w:bCs w:val="false"/>
+          <w:i w:val="false"/>
+          <w:iCs w:val="false"/>
+          <w:sz w:val="22"/>
+          <w:szCs w:val="22"/>
+        </w:rPr>
+        <w:t xml:space="preserve">Suppose a retailer invests heavily in:</w:t>
       </w:r>
     </w:p>
     <w:p>
@@ -246,42 +2365,1123 @@
       <w:r>
         <w:rPr>
           <w:rFonts w:ascii="Calibri" w:cs="Calibri" w:eastAsia="Calibri" w:hAnsi="Calibri"/>
-          <w:b/>
-          <w:bCs/>
-          <w:sz w:val="22"/>
-          <w:szCs w:val="22"/>
-        </w:rPr>
-        <w:t xml:space="preserve">Barriers to entry: </w:t>
-      </w:r>
-      <w:r>
-        <w:rPr>
-          <w:rFonts w:ascii="Calibri" w:cs="Calibri" w:eastAsia="Calibri" w:hAnsi="Calibri"/>
-          <w:sz w:val="22"/>
-          <w:szCs w:val="22"/>
-        </w:rPr>
-        <w:t xml:space="preserve">Another factor to consider is the barriers to entry into the market. If a player has high barriers to entry, then it is likely to have more power in the market. However, barriers to entry alone are not enough to determine dominance, as they do not take into account the quality or value of the products or services being sold.</w:t>
-      </w:r>
-    </w:p>
-    <w:p>
-      <w:pPr>
-        <w:spacing w:after="160"/>
-      </w:pPr>
-      <w:r>
-        <w:rPr>
-          <w:rFonts w:ascii="Calibri" w:cs="Calibri" w:eastAsia="Calibri" w:hAnsi="Calibri"/>
-          <w:b w:val="false"/>
-          <w:bCs w:val="false"/>
-          <w:i w:val="false"/>
-          <w:iCs w:val="false"/>
-          <w:sz w:val="22"/>
-          <w:szCs w:val="22"/>
-        </w:rPr>
-        <w:t xml:space="preserve">In conclusion, assessing dominance in a multi-sided market is a complex task that involves considering a range of factors. While market share, pricing power, network effects, switching costs, and barriers to entry are all important factors to consider, they are not enough to determine dominance on their own. Ultimately, the best way to assess dominance in a multi-sided market is to take a holistic approach that considers all of these factors in combination.</w:t>
-      </w:r>
-    </w:p>
-    <w:p>
-      <w:pPr>
-        <w:spacing w:after="120" w:before="200"/>
+          <w:b w:val="false"/>
+          <w:bCs w:val="false"/>
+          <w:i w:val="false"/>
+          <w:iCs w:val="false"/>
+          <w:sz w:val="22"/>
+          <w:szCs w:val="22"/>
+        </w:rPr>
+        <w:t xml:space="preserve">
+</w:t>
+      </w:r>
+      <w:r>
+        <w:rPr>
+          <w:rFonts w:ascii="Calibri" w:cs="Calibri" w:eastAsia="Calibri" w:hAnsi="Calibri"/>
+          <w:b w:val="false"/>
+          <w:bCs w:val="false"/>
+          <w:i w:val="false"/>
+          <w:iCs w:val="false"/>
+          <w:sz w:val="22"/>
+          <w:szCs w:val="22"/>
+        </w:rPr>
+        <w:t xml:space="preserve">product demonstrations,</w:t>
+      </w:r>
+      <w:r>
+        <w:rPr>
+          <w:rFonts w:ascii="Calibri" w:cs="Calibri" w:eastAsia="Calibri" w:hAnsi="Calibri"/>
+          <w:b w:val="false"/>
+          <w:bCs w:val="false"/>
+          <w:i w:val="false"/>
+          <w:iCs w:val="false"/>
+          <w:sz w:val="22"/>
+          <w:szCs w:val="22"/>
+        </w:rPr>
+        <w:t xml:space="preserve">
+</w:t>
+      </w:r>
+    </w:p>
+    <w:p>
+      <w:pPr>
+        <w:pStyle w:val="ListParagraph"/>
+        <w:numPr>
+          <w:ilvl w:val="0"/>
+          <w:numId w:val="1"/>
+        </w:numPr>
+        <w:spacing w:after="120"/>
+      </w:pPr>
+      <w:r>
+        <w:rPr>
+          <w:rFonts w:ascii="Calibri" w:cs="Calibri" w:eastAsia="Calibri" w:hAnsi="Calibri"/>
+          <w:b w:val="false"/>
+          <w:bCs w:val="false"/>
+          <w:i w:val="false"/>
+          <w:iCs w:val="false"/>
+          <w:sz w:val="22"/>
+          <w:szCs w:val="22"/>
+        </w:rPr>
+        <w:t xml:space="preserve">
+</w:t>
+      </w:r>
+      <w:r>
+        <w:rPr>
+          <w:rFonts w:ascii="Calibri" w:cs="Calibri" w:eastAsia="Calibri" w:hAnsi="Calibri"/>
+          <w:b w:val="false"/>
+          <w:bCs w:val="false"/>
+          <w:i w:val="false"/>
+          <w:iCs w:val="false"/>
+          <w:sz w:val="22"/>
+          <w:szCs w:val="22"/>
+        </w:rPr>
+        <w:t xml:space="preserve">trained sales staff,</w:t>
+      </w:r>
+      <w:r>
+        <w:rPr>
+          <w:rFonts w:ascii="Calibri" w:cs="Calibri" w:eastAsia="Calibri" w:hAnsi="Calibri"/>
+          <w:b w:val="false"/>
+          <w:bCs w:val="false"/>
+          <w:i w:val="false"/>
+          <w:iCs w:val="false"/>
+          <w:sz w:val="22"/>
+          <w:szCs w:val="22"/>
+        </w:rPr>
+        <w:t xml:space="preserve">
+</w:t>
+      </w:r>
+    </w:p>
+    <w:p>
+      <w:pPr>
+        <w:pStyle w:val="ListParagraph"/>
+        <w:numPr>
+          <w:ilvl w:val="0"/>
+          <w:numId w:val="1"/>
+        </w:numPr>
+        <w:spacing w:after="120"/>
+      </w:pPr>
+      <w:r>
+        <w:rPr>
+          <w:rFonts w:ascii="Calibri" w:cs="Calibri" w:eastAsia="Calibri" w:hAnsi="Calibri"/>
+          <w:b w:val="false"/>
+          <w:bCs w:val="false"/>
+          <w:i w:val="false"/>
+          <w:iCs w:val="false"/>
+          <w:sz w:val="22"/>
+          <w:szCs w:val="22"/>
+        </w:rPr>
+        <w:t xml:space="preserve">
+</w:t>
+      </w:r>
+      <w:r>
+        <w:rPr>
+          <w:rFonts w:ascii="Calibri" w:cs="Calibri" w:eastAsia="Calibri" w:hAnsi="Calibri"/>
+          <w:b w:val="false"/>
+          <w:bCs w:val="false"/>
+          <w:i w:val="false"/>
+          <w:iCs w:val="false"/>
+          <w:sz w:val="22"/>
+          <w:szCs w:val="22"/>
+        </w:rPr>
+        <w:t xml:space="preserve">showrooms,</w:t>
+      </w:r>
+      <w:r>
+        <w:rPr>
+          <w:rFonts w:ascii="Calibri" w:cs="Calibri" w:eastAsia="Calibri" w:hAnsi="Calibri"/>
+          <w:b w:val="false"/>
+          <w:bCs w:val="false"/>
+          <w:i w:val="false"/>
+          <w:iCs w:val="false"/>
+          <w:sz w:val="22"/>
+          <w:szCs w:val="22"/>
+        </w:rPr>
+        <w:t xml:space="preserve">
+</w:t>
+      </w:r>
+    </w:p>
+    <w:p>
+      <w:pPr>
+        <w:pStyle w:val="ListParagraph"/>
+        <w:numPr>
+          <w:ilvl w:val="0"/>
+          <w:numId w:val="1"/>
+        </w:numPr>
+        <w:spacing w:after="120"/>
+      </w:pPr>
+      <w:r>
+        <w:rPr>
+          <w:rFonts w:ascii="Calibri" w:cs="Calibri" w:eastAsia="Calibri" w:hAnsi="Calibri"/>
+          <w:b w:val="false"/>
+          <w:bCs w:val="false"/>
+          <w:i w:val="false"/>
+          <w:iCs w:val="false"/>
+          <w:sz w:val="22"/>
+          <w:szCs w:val="22"/>
+        </w:rPr>
+        <w:t xml:space="preserve">
+</w:t>
+      </w:r>
+      <w:r>
+        <w:rPr>
+          <w:rFonts w:ascii="Calibri" w:cs="Calibri" w:eastAsia="Calibri" w:hAnsi="Calibri"/>
+          <w:b w:val="false"/>
+          <w:bCs w:val="false"/>
+          <w:i w:val="false"/>
+          <w:iCs w:val="false"/>
+          <w:sz w:val="22"/>
+          <w:szCs w:val="22"/>
+        </w:rPr>
+        <w:t xml:space="preserve">technical advice.</w:t>
+      </w:r>
+      <w:r>
+        <w:rPr>
+          <w:rFonts w:ascii="Calibri" w:cs="Calibri" w:eastAsia="Calibri" w:hAnsi="Calibri"/>
+          <w:b w:val="false"/>
+          <w:bCs w:val="false"/>
+          <w:i w:val="false"/>
+          <w:iCs w:val="false"/>
+          <w:sz w:val="22"/>
+          <w:szCs w:val="22"/>
+        </w:rPr>
+        <w:t xml:space="preserve">
+</w:t>
+      </w:r>
+    </w:p>
+    <w:p>
+      <w:pPr>
+        <w:spacing w:after="160"/>
+      </w:pPr>
+      <w:r>
+        <w:rPr>
+          <w:rFonts w:ascii="Calibri" w:cs="Calibri" w:eastAsia="Calibri" w:hAnsi="Calibri"/>
+          <w:b w:val="false"/>
+          <w:bCs w:val="false"/>
+          <w:i w:val="false"/>
+          <w:iCs w:val="false"/>
+          <w:sz w:val="22"/>
+          <w:szCs w:val="22"/>
+        </w:rPr>
+        <w:t xml:space="preserve">Another retailer provides none of those services but sells the product more cheaply.</w:t>
+      </w:r>
+    </w:p>
+    <w:p>
+      <w:pPr>
+        <w:spacing w:after="160"/>
+      </w:pPr>
+      <w:r>
+        <w:rPr>
+          <w:rFonts w:ascii="Calibri" w:cs="Calibri" w:eastAsia="Calibri" w:hAnsi="Calibri"/>
+          <w:b w:val="false"/>
+          <w:bCs w:val="false"/>
+          <w:i w:val="false"/>
+          <w:iCs w:val="false"/>
+          <w:sz w:val="22"/>
+          <w:szCs w:val="22"/>
+        </w:rPr>
+        <w:t xml:space="preserve">Consumers might:</w:t>
+      </w:r>
+    </w:p>
+    <w:p>
+      <w:pPr>
+        <w:pStyle w:val="ListParagraph"/>
+        <w:numPr>
+          <w:ilvl w:val="0"/>
+          <w:numId w:val="1"/>
+        </w:numPr>
+        <w:spacing w:after="120"/>
+      </w:pPr>
+      <w:r>
+        <w:rPr>
+          <w:rFonts w:ascii="Calibri" w:cs="Calibri" w:eastAsia="Calibri" w:hAnsi="Calibri"/>
+          <w:b w:val="false"/>
+          <w:bCs w:val="false"/>
+          <w:i w:val="false"/>
+          <w:iCs w:val="false"/>
+          <w:sz w:val="22"/>
+          <w:szCs w:val="22"/>
+        </w:rPr>
+        <w:t xml:space="preserve">
+</w:t>
+      </w:r>
+      <w:r>
+        <w:rPr>
+          <w:rFonts w:ascii="Calibri" w:cs="Calibri" w:eastAsia="Calibri" w:hAnsi="Calibri"/>
+          <w:b w:val="false"/>
+          <w:bCs w:val="false"/>
+          <w:i w:val="false"/>
+          <w:iCs w:val="false"/>
+          <w:sz w:val="22"/>
+          <w:szCs w:val="22"/>
+        </w:rPr>
+        <w:t xml:space="preserve">visit the expensive retailer,</w:t>
+      </w:r>
+      <w:r>
+        <w:rPr>
+          <w:rFonts w:ascii="Calibri" w:cs="Calibri" w:eastAsia="Calibri" w:hAnsi="Calibri"/>
+          <w:b w:val="false"/>
+          <w:bCs w:val="false"/>
+          <w:i w:val="false"/>
+          <w:iCs w:val="false"/>
+          <w:sz w:val="22"/>
+          <w:szCs w:val="22"/>
+        </w:rPr>
+        <w:t xml:space="preserve">
+</w:t>
+      </w:r>
+    </w:p>
+    <w:p>
+      <w:pPr>
+        <w:pStyle w:val="ListParagraph"/>
+        <w:numPr>
+          <w:ilvl w:val="0"/>
+          <w:numId w:val="1"/>
+        </w:numPr>
+        <w:spacing w:after="120"/>
+      </w:pPr>
+      <w:r>
+        <w:rPr>
+          <w:rFonts w:ascii="Calibri" w:cs="Calibri" w:eastAsia="Calibri" w:hAnsi="Calibri"/>
+          <w:b w:val="false"/>
+          <w:bCs w:val="false"/>
+          <w:i w:val="false"/>
+          <w:iCs w:val="false"/>
+          <w:sz w:val="22"/>
+          <w:szCs w:val="22"/>
+        </w:rPr>
+        <w:t xml:space="preserve">
+</w:t>
+      </w:r>
+      <w:r>
+        <w:rPr>
+          <w:rFonts w:ascii="Calibri" w:cs="Calibri" w:eastAsia="Calibri" w:hAnsi="Calibri"/>
+          <w:b w:val="false"/>
+          <w:bCs w:val="false"/>
+          <w:i w:val="false"/>
+          <w:iCs w:val="false"/>
+          <w:sz w:val="22"/>
+          <w:szCs w:val="22"/>
+        </w:rPr>
+        <w:t xml:space="preserve">receive the demonstration/advice,</w:t>
+      </w:r>
+      <w:r>
+        <w:rPr>
+          <w:rFonts w:ascii="Calibri" w:cs="Calibri" w:eastAsia="Calibri" w:hAnsi="Calibri"/>
+          <w:b w:val="false"/>
+          <w:bCs w:val="false"/>
+          <w:i w:val="false"/>
+          <w:iCs w:val="false"/>
+          <w:sz w:val="22"/>
+          <w:szCs w:val="22"/>
+        </w:rPr>
+        <w:t xml:space="preserve">
+</w:t>
+      </w:r>
+    </w:p>
+    <w:p>
+      <w:pPr>
+        <w:pStyle w:val="ListParagraph"/>
+        <w:numPr>
+          <w:ilvl w:val="0"/>
+          <w:numId w:val="1"/>
+        </w:numPr>
+        <w:spacing w:after="120"/>
+      </w:pPr>
+      <w:r>
+        <w:rPr>
+          <w:rFonts w:ascii="Calibri" w:cs="Calibri" w:eastAsia="Calibri" w:hAnsi="Calibri"/>
+          <w:b w:val="false"/>
+          <w:bCs w:val="false"/>
+          <w:i w:val="false"/>
+          <w:iCs w:val="false"/>
+          <w:sz w:val="22"/>
+          <w:szCs w:val="22"/>
+        </w:rPr>
+        <w:t xml:space="preserve">
+</w:t>
+      </w:r>
+      <w:r>
+        <w:rPr>
+          <w:rFonts w:ascii="Calibri" w:cs="Calibri" w:eastAsia="Calibri" w:hAnsi="Calibri"/>
+          <w:b w:val="false"/>
+          <w:bCs w:val="false"/>
+          <w:i w:val="false"/>
+          <w:iCs w:val="false"/>
+          <w:sz w:val="22"/>
+          <w:szCs w:val="22"/>
+        </w:rPr>
+        <w:t xml:space="preserve">then buy from the cheaper retailer.</w:t>
+      </w:r>
+      <w:r>
+        <w:rPr>
+          <w:rFonts w:ascii="Calibri" w:cs="Calibri" w:eastAsia="Calibri" w:hAnsi="Calibri"/>
+          <w:b w:val="false"/>
+          <w:bCs w:val="false"/>
+          <w:i w:val="false"/>
+          <w:iCs w:val="false"/>
+          <w:sz w:val="22"/>
+          <w:szCs w:val="22"/>
+        </w:rPr>
+        <w:t xml:space="preserve">
+</w:t>
+      </w:r>
+    </w:p>
+    <w:p>
+      <w:pPr>
+        <w:spacing w:after="160"/>
+      </w:pPr>
+      <w:r>
+        <w:rPr>
+          <w:rFonts w:ascii="Calibri" w:cs="Calibri" w:eastAsia="Calibri" w:hAnsi="Calibri"/>
+          <w:b w:val="false"/>
+          <w:bCs w:val="false"/>
+          <w:i w:val="false"/>
+          <w:iCs w:val="false"/>
+          <w:sz w:val="22"/>
+          <w:szCs w:val="22"/>
+        </w:rPr>
+        <w:t xml:space="preserve">The first retailer bears the cost while the second retailer captures the sale.</w:t>
+      </w:r>
+    </w:p>
+    <w:p>
+      <w:pPr>
+        <w:spacing w:after="160"/>
+      </w:pPr>
+      <w:r>
+        <w:rPr>
+          <w:rFonts w:ascii="Calibri" w:cs="Calibri" w:eastAsia="Calibri" w:hAnsi="Calibri"/>
+          <w:b w:val="false"/>
+          <w:bCs w:val="false"/>
+          <w:i w:val="false"/>
+          <w:iCs w:val="false"/>
+          <w:sz w:val="22"/>
+          <w:szCs w:val="22"/>
+        </w:rPr>
+        <w:t xml:space="preserve">A manufacturer might use RPM to protect the incentive to provide those services.</w:t>
+      </w:r>
+    </w:p>
+    <w:p>
+      <w:pPr>
+        <w:spacing w:after="160"/>
+      </w:pPr>
+      <w:r>
+        <w:rPr>
+          <w:rFonts w:ascii="Calibri" w:cs="Calibri" w:eastAsia="Calibri" w:hAnsi="Calibri"/>
+          <w:b w:val="false"/>
+          <w:bCs w:val="false"/>
+          <w:i w:val="false"/>
+          <w:iCs w:val="false"/>
+          <w:sz w:val="22"/>
+          <w:szCs w:val="22"/>
+        </w:rPr>
+        <w:t xml:space="preserve">That's the </w:t>
+      </w:r>
+      <w:r>
+        <w:rPr>
+          <w:rFonts w:ascii="Calibri" w:cs="Calibri" w:eastAsia="Calibri" w:hAnsi="Calibri"/>
+          <w:b/>
+          <w:bCs/>
+          <w:i w:val="false"/>
+          <w:iCs w:val="false"/>
+          <w:sz w:val="22"/>
+          <w:szCs w:val="22"/>
+        </w:rPr>
+        <w:t xml:space="preserve">free-rider justification</w:t>
+      </w:r>
+      <w:r>
+        <w:rPr>
+          <w:rFonts w:ascii="Calibri" w:cs="Calibri" w:eastAsia="Calibri" w:hAnsi="Calibri"/>
+          <w:b w:val="false"/>
+          <w:bCs w:val="false"/>
+          <w:i w:val="false"/>
+          <w:iCs w:val="false"/>
+          <w:sz w:val="22"/>
+          <w:szCs w:val="22"/>
+        </w:rPr>
+        <w:t xml:space="preserve">.</w:t>
+      </w:r>
+    </w:p>
+    <w:p>
+      <w:pPr>
+        <w:spacing w:after="160"/>
+      </w:pPr>
+      <w:r>
+        <w:rPr>
+          <w:rFonts w:ascii="Calibri" w:cs="Calibri" w:eastAsia="Calibri" w:hAnsi="Calibri"/>
+          <w:b w:val="false"/>
+          <w:bCs w:val="false"/>
+          <w:i w:val="false"/>
+          <w:iCs w:val="false"/>
+          <w:sz w:val="22"/>
+          <w:szCs w:val="22"/>
+        </w:rPr>
+        <w:t xml:space="preserve">There are other possible efficiencies too, such as facilitating market entry or encouraging promotional services.</w:t>
+      </w:r>
+    </w:p>
+    <w:p>
+      <w:pPr>
+        <w:spacing w:after="160"/>
+      </w:pPr>
+      <w:r>
+        <w:rPr>
+          <w:rFonts w:ascii="Calibri" w:cs="Calibri" w:eastAsia="Calibri" w:hAnsi="Calibri"/>
+          <w:b w:val="false"/>
+          <w:bCs w:val="false"/>
+          <w:i w:val="false"/>
+          <w:iCs w:val="false"/>
+          <w:sz w:val="22"/>
+          <w:szCs w:val="22"/>
+        </w:rPr>
+        <w:t xml:space="preserve">But the existence of possible efficiencies doesn't mean RPM ceases to be a by-object restriction under Article 101(1).</w:t>
+      </w:r>
+    </w:p>
+    <w:p>
+      <w:pPr>
+        <w:spacing w:after="160"/>
+      </w:pPr>
+      <w:r>
+        <w:rPr>
+          <w:rFonts w:ascii="Calibri" w:cs="Calibri" w:eastAsia="Calibri" w:hAnsi="Calibri"/>
+          <w:b w:val="false"/>
+          <w:bCs w:val="false"/>
+          <w:i w:val="false"/>
+          <w:iCs w:val="false"/>
+          <w:sz w:val="22"/>
+          <w:szCs w:val="22"/>
+        </w:rPr>
+        <w:t xml:space="preserve">Rather, they may become relevant at the </w:t>
+      </w:r>
+      <w:r>
+        <w:rPr>
+          <w:rFonts w:ascii="Calibri" w:cs="Calibri" w:eastAsia="Calibri" w:hAnsi="Calibri"/>
+          <w:b/>
+          <w:bCs/>
+          <w:i w:val="false"/>
+          <w:iCs w:val="false"/>
+          <w:sz w:val="22"/>
+          <w:szCs w:val="22"/>
+        </w:rPr>
+        <w:t xml:space="preserve">Article 101(3)</w:t>
+      </w:r>
+      <w:r>
+        <w:rPr>
+          <w:rFonts w:ascii="Calibri" w:cs="Calibri" w:eastAsia="Calibri" w:hAnsi="Calibri"/>
+          <w:b w:val="false"/>
+          <w:bCs w:val="false"/>
+          <w:i w:val="false"/>
+          <w:iCs w:val="false"/>
+          <w:sz w:val="22"/>
+          <w:szCs w:val="22"/>
+        </w:rPr>
+        <w:t xml:space="preserve"> stage, where the parties can attempt to demonstrate that the restrictive agreement generates sufficient efficiencies and consumer benefits to satisfy the exemption criteria.</w:t>
+      </w:r>
+    </w:p>
+    <w:p>
+      <w:pPr>
+        <w:pBdr>
+          <w:bottom w:val="single" w:color="999999" w:sz="6" w:space="1"/>
+        </w:pBdr>
+        <w:spacing w:after="120" w:before="120"/>
+      </w:pPr>
+    </w:p>
+    <w:p>
+      <w:pPr>
+        <w:spacing w:after="120" w:before="240"/>
+      </w:pPr>
+      <w:r>
+        <w:rPr>
+          <w:rFonts w:ascii="Calibri" w:cs="Calibri" w:eastAsia="Calibri" w:hAnsi="Calibri"/>
+          <w:b/>
+          <w:bCs/>
+          <w:i w:val="false"/>
+          <w:iCs w:val="false"/>
+          <w:sz w:val="22"/>
+          <w:szCs w:val="22"/>
+        </w:rPr>
+        <w:t xml:space="preserve">The analytical structure you should remember</w:t>
+      </w:r>
+    </w:p>
+    <w:p>
+      <w:pPr>
+        <w:spacing w:after="160"/>
+      </w:pPr>
+      <w:r>
+        <w:rPr>
+          <w:rFonts w:ascii="Calibri" w:cs="Calibri" w:eastAsia="Calibri" w:hAnsi="Calibri"/>
+          <w:b w:val="false"/>
+          <w:bCs w:val="false"/>
+          <w:i w:val="false"/>
+          <w:iCs w:val="false"/>
+          <w:sz w:val="22"/>
+          <w:szCs w:val="22"/>
+        </w:rPr>
+        <w:t xml:space="preserve">For an EU competition-law analysis, think of RPM like this:</w:t>
+      </w:r>
+    </w:p>
+    <w:p>
+      <w:pPr>
+        <w:spacing w:after="160"/>
+      </w:pPr>
+      <w:r>
+        <w:rPr>
+          <w:rFonts w:ascii="Calibri" w:cs="Calibri" w:eastAsia="Calibri" w:hAnsi="Calibri"/>
+          <w:b/>
+          <w:bCs/>
+          <w:i w:val="false"/>
+          <w:iCs w:val="false"/>
+          <w:sz w:val="22"/>
+          <w:szCs w:val="22"/>
+        </w:rPr>
+        <w:t xml:space="preserve">Article 101(1)</w:t>
+      </w:r>
+    </w:p>
+    <w:p>
+      <w:pPr>
+        <w:spacing w:after="160"/>
+      </w:pPr>
+      <w:r>
+        <w:rPr>
+          <w:rFonts w:ascii="Calibri" w:cs="Calibri" w:eastAsia="Calibri" w:hAnsi="Calibri"/>
+          <w:b w:val="false"/>
+          <w:bCs w:val="false"/>
+          <w:i w:val="false"/>
+          <w:iCs w:val="false"/>
+          <w:sz w:val="22"/>
+          <w:szCs w:val="22"/>
+        </w:rPr>
+        <w:t xml:space="preserve">
+</w:t>
+      </w:r>
+      <w:r>
+        <w:rPr>
+          <w:rFonts w:ascii="Calibri" w:cs="Calibri" w:eastAsia="Calibri" w:hAnsi="Calibri"/>
+          <w:b w:val="false"/>
+          <w:bCs w:val="false"/>
+          <w:i w:val="false"/>
+          <w:iCs w:val="false"/>
+          <w:sz w:val="22"/>
+          <w:szCs w:val="22"/>
+        </w:rPr>
+        <w:t xml:space="preserve">Is there an agreement between undertakings?</w:t>
+      </w:r>
+      <w:r>
+        <w:rPr>
+          <w:rFonts w:ascii="Calibri" w:cs="Calibri" w:eastAsia="Calibri" w:hAnsi="Calibri"/>
+          <w:b w:val="false"/>
+          <w:bCs w:val="false"/>
+          <w:i w:val="false"/>
+          <w:iCs w:val="false"/>
+          <w:sz w:val="22"/>
+          <w:szCs w:val="22"/>
+        </w:rPr>
+        <w:t xml:space="preserve">
+</w:t>
+      </w:r>
+      <w:r>
+        <w:rPr>
+          <w:rFonts w:ascii="Calibri" w:cs="Calibri" w:eastAsia="Calibri" w:hAnsi="Calibri"/>
+          <w:b w:val="false"/>
+          <w:bCs w:val="false"/>
+          <w:i w:val="false"/>
+          <w:iCs w:val="false"/>
+          <w:sz w:val="22"/>
+          <w:szCs w:val="22"/>
+        </w:rPr>
+        <w:t xml:space="preserve">
+↓</w:t>
+      </w:r>
+      <w:r>
+        <w:rPr>
+          <w:rFonts w:ascii="Calibri" w:cs="Calibri" w:eastAsia="Calibri" w:hAnsi="Calibri"/>
+          <w:b w:val="false"/>
+          <w:bCs w:val="false"/>
+          <w:i w:val="false"/>
+          <w:iCs w:val="false"/>
+          <w:sz w:val="22"/>
+          <w:szCs w:val="22"/>
+        </w:rPr>
+        <w:t xml:space="preserve">
+</w:t>
+      </w:r>
+      <w:r>
+        <w:rPr>
+          <w:rFonts w:ascii="Calibri" w:cs="Calibri" w:eastAsia="Calibri" w:hAnsi="Calibri"/>
+          <w:b w:val="false"/>
+          <w:bCs w:val="false"/>
+          <w:i w:val="false"/>
+          <w:iCs w:val="false"/>
+          <w:sz w:val="22"/>
+          <w:szCs w:val="22"/>
+        </w:rPr>
+        <w:t xml:space="preserve">
+Does it restrict competition </w:t>
+      </w:r>
+      <w:r>
+        <w:rPr>
+          <w:rFonts w:ascii="Calibri" w:cs="Calibri" w:eastAsia="Calibri" w:hAnsi="Calibri"/>
+          <w:b/>
+          <w:bCs/>
+          <w:i w:val="false"/>
+          <w:iCs w:val="false"/>
+          <w:sz w:val="22"/>
+          <w:szCs w:val="22"/>
+        </w:rPr>
+        <w:t xml:space="preserve">by object</w:t>
+      </w:r>
+      <w:r>
+        <w:rPr>
+          <w:rFonts w:ascii="Calibri" w:cs="Calibri" w:eastAsia="Calibri" w:hAnsi="Calibri"/>
+          <w:b w:val="false"/>
+          <w:bCs w:val="false"/>
+          <w:i w:val="false"/>
+          <w:iCs w:val="false"/>
+          <w:sz w:val="22"/>
+          <w:szCs w:val="22"/>
+        </w:rPr>
+        <w:t xml:space="preserve">?</w:t>
+      </w:r>
+      <w:r>
+        <w:rPr>
+          <w:rFonts w:ascii="Calibri" w:cs="Calibri" w:eastAsia="Calibri" w:hAnsi="Calibri"/>
+          <w:b w:val="false"/>
+          <w:bCs w:val="false"/>
+          <w:i w:val="false"/>
+          <w:iCs w:val="false"/>
+          <w:sz w:val="22"/>
+          <w:szCs w:val="22"/>
+        </w:rPr>
+        <w:t xml:space="preserve">
+</w:t>
+      </w:r>
+      <w:r>
+        <w:rPr>
+          <w:rFonts w:ascii="Calibri" w:cs="Calibri" w:eastAsia="Calibri" w:hAnsi="Calibri"/>
+          <w:b w:val="false"/>
+          <w:bCs w:val="false"/>
+          <w:i w:val="false"/>
+          <w:iCs w:val="false"/>
+          <w:sz w:val="22"/>
+          <w:szCs w:val="22"/>
+        </w:rPr>
+        <w:t xml:space="preserve">
+↓</w:t>
+      </w:r>
+      <w:r>
+        <w:rPr>
+          <w:rFonts w:ascii="Calibri" w:cs="Calibri" w:eastAsia="Calibri" w:hAnsi="Calibri"/>
+          <w:b w:val="false"/>
+          <w:bCs w:val="false"/>
+          <w:i w:val="false"/>
+          <w:iCs w:val="false"/>
+          <w:sz w:val="22"/>
+          <w:szCs w:val="22"/>
+        </w:rPr>
+        <w:t xml:space="preserve">
+</w:t>
+      </w:r>
+      <w:r>
+        <w:rPr>
+          <w:rFonts w:ascii="Calibri" w:cs="Calibri" w:eastAsia="Calibri" w:hAnsi="Calibri"/>
+          <w:b w:val="false"/>
+          <w:bCs w:val="false"/>
+          <w:i w:val="false"/>
+          <w:iCs w:val="false"/>
+          <w:sz w:val="22"/>
+          <w:szCs w:val="22"/>
+        </w:rPr>
+        <w:t xml:space="preserve">
+RPM → generally yes</w:t>
+      </w:r>
+      <w:r>
+        <w:rPr>
+          <w:rFonts w:ascii="Calibri" w:cs="Calibri" w:eastAsia="Calibri" w:hAnsi="Calibri"/>
+          <w:b w:val="false"/>
+          <w:bCs w:val="false"/>
+          <w:i w:val="false"/>
+          <w:iCs w:val="false"/>
+          <w:sz w:val="22"/>
+          <w:szCs w:val="22"/>
+        </w:rPr>
+        <w:t xml:space="preserve">
+</w:t>
+      </w:r>
+      <w:r>
+        <w:rPr>
+          <w:rFonts w:ascii="Calibri" w:cs="Calibri" w:eastAsia="Calibri" w:hAnsi="Calibri"/>
+          <w:b w:val="false"/>
+          <w:bCs w:val="false"/>
+          <w:i w:val="false"/>
+          <w:iCs w:val="false"/>
+          <w:sz w:val="22"/>
+          <w:szCs w:val="22"/>
+        </w:rPr>
+        <w:t xml:space="preserve">
+↓</w:t>
+      </w:r>
+      <w:r>
+        <w:rPr>
+          <w:rFonts w:ascii="Calibri" w:cs="Calibri" w:eastAsia="Calibri" w:hAnsi="Calibri"/>
+          <w:b w:val="false"/>
+          <w:bCs w:val="false"/>
+          <w:i w:val="false"/>
+          <w:iCs w:val="false"/>
+          <w:sz w:val="22"/>
+          <w:szCs w:val="22"/>
+        </w:rPr>
+        <w:t xml:space="preserve">
+</w:t>
+      </w:r>
+      <w:r>
+        <w:rPr>
+          <w:rFonts w:ascii="Calibri" w:cs="Calibri" w:eastAsia="Calibri" w:hAnsi="Calibri"/>
+          <w:b w:val="false"/>
+          <w:bCs w:val="false"/>
+          <w:i w:val="false"/>
+          <w:iCs w:val="false"/>
+          <w:sz w:val="22"/>
+          <w:szCs w:val="22"/>
+        </w:rPr>
+        <w:t xml:space="preserve">
+Is it appreciable / does Article 101 apply?</w:t>
+      </w:r>
+      <w:r>
+        <w:rPr>
+          <w:rFonts w:ascii="Calibri" w:cs="Calibri" w:eastAsia="Calibri" w:hAnsi="Calibri"/>
+          <w:b w:val="false"/>
+          <w:bCs w:val="false"/>
+          <w:i w:val="false"/>
+          <w:iCs w:val="false"/>
+          <w:sz w:val="22"/>
+          <w:szCs w:val="22"/>
+        </w:rPr>
+        <w:t xml:space="preserve">
+</w:t>
+      </w:r>
+      <w:r>
+        <w:rPr>
+          <w:rFonts w:ascii="Calibri" w:cs="Calibri" w:eastAsia="Calibri" w:hAnsi="Calibri"/>
+          <w:b w:val="false"/>
+          <w:bCs w:val="false"/>
+          <w:i w:val="false"/>
+          <w:iCs w:val="false"/>
+          <w:sz w:val="22"/>
+          <w:szCs w:val="22"/>
+        </w:rPr>
+        <w:t xml:space="preserve">
+↓</w:t>
+      </w:r>
+      <w:r>
+        <w:rPr>
+          <w:rFonts w:ascii="Calibri" w:cs="Calibri" w:eastAsia="Calibri" w:hAnsi="Calibri"/>
+          <w:b w:val="false"/>
+          <w:bCs w:val="false"/>
+          <w:i w:val="false"/>
+          <w:iCs w:val="false"/>
+          <w:sz w:val="22"/>
+          <w:szCs w:val="22"/>
+        </w:rPr>
+        <w:t xml:space="preserve">
+</w:t>
+      </w:r>
+      <w:r>
+        <w:rPr>
+          <w:rFonts w:ascii="Calibri" w:cs="Calibri" w:eastAsia="Calibri" w:hAnsi="Calibri"/>
+          <w:b w:val="false"/>
+          <w:bCs w:val="false"/>
+          <w:i w:val="false"/>
+          <w:iCs w:val="false"/>
+          <w:sz w:val="22"/>
+          <w:szCs w:val="22"/>
+        </w:rPr>
+        <w:t xml:space="preserve">
+</w:t>
+      </w:r>
+      <w:r>
+        <w:rPr>
+          <w:rFonts w:ascii="Calibri" w:cs="Calibri" w:eastAsia="Calibri" w:hAnsi="Calibri"/>
+          <w:b/>
+          <w:bCs/>
+          <w:i w:val="false"/>
+          <w:iCs w:val="false"/>
+          <w:sz w:val="22"/>
+          <w:szCs w:val="22"/>
+        </w:rPr>
+        <w:t xml:space="preserve">Article 101(3)</w:t>
+      </w:r>
+      <w:r>
+        <w:rPr>
+          <w:rFonts w:ascii="Calibri" w:cs="Calibri" w:eastAsia="Calibri" w:hAnsi="Calibri"/>
+          <w:b w:val="false"/>
+          <w:bCs w:val="false"/>
+          <w:i w:val="false"/>
+          <w:iCs w:val="false"/>
+          <w:sz w:val="22"/>
+          <w:szCs w:val="22"/>
+        </w:rPr>
+        <w:t xml:space="preserve">
+</w:t>
+      </w:r>
+      <w:r>
+        <w:rPr>
+          <w:rFonts w:ascii="Calibri" w:cs="Calibri" w:eastAsia="Calibri" w:hAnsi="Calibri"/>
+          <w:b w:val="false"/>
+          <w:bCs w:val="false"/>
+          <w:i w:val="false"/>
+          <w:iCs w:val="false"/>
+          <w:sz w:val="22"/>
+          <w:szCs w:val="22"/>
+        </w:rPr>
+        <w:t xml:space="preserve">
+↓</w:t>
+      </w:r>
+      <w:r>
+        <w:rPr>
+          <w:rFonts w:ascii="Calibri" w:cs="Calibri" w:eastAsia="Calibri" w:hAnsi="Calibri"/>
+          <w:b w:val="false"/>
+          <w:bCs w:val="false"/>
+          <w:i w:val="false"/>
+          <w:iCs w:val="false"/>
+          <w:sz w:val="22"/>
+          <w:szCs w:val="22"/>
+        </w:rPr>
+        <w:t xml:space="preserve">
+</w:t>
+      </w:r>
+      <w:r>
+        <w:rPr>
+          <w:rFonts w:ascii="Calibri" w:cs="Calibri" w:eastAsia="Calibri" w:hAnsi="Calibri"/>
+          <w:b w:val="false"/>
+          <w:bCs w:val="false"/>
+          <w:i w:val="false"/>
+          <w:iCs w:val="false"/>
+          <w:sz w:val="22"/>
+          <w:szCs w:val="22"/>
+        </w:rPr>
+        <w:t xml:space="preserve">
+Can the parties demonstrate efficiencies, consumer benefit, indispensability and no elimination of competition?</w:t>
+      </w:r>
+      <w:r>
+        <w:rPr>
+          <w:rFonts w:ascii="Calibri" w:cs="Calibri" w:eastAsia="Calibri" w:hAnsi="Calibri"/>
+          <w:b w:val="false"/>
+          <w:bCs w:val="false"/>
+          <w:i w:val="false"/>
+          <w:iCs w:val="false"/>
+          <w:sz w:val="22"/>
+          <w:szCs w:val="22"/>
+        </w:rPr>
+        <w:t xml:space="preserve">
+</w:t>
+      </w:r>
+    </w:p>
+    <w:p>
+      <w:pPr>
+        <w:spacing w:after="160"/>
+      </w:pPr>
+      <w:r>
+        <w:rPr>
+          <w:rFonts w:ascii="Calibri" w:cs="Calibri" w:eastAsia="Calibri" w:hAnsi="Calibri"/>
+          <w:b w:val="false"/>
+          <w:bCs w:val="false"/>
+          <w:i w:val="false"/>
+          <w:iCs w:val="false"/>
+          <w:sz w:val="22"/>
+          <w:szCs w:val="22"/>
+        </w:rPr>
+        <w:t xml:space="preserve">And separately:</w:t>
+      </w:r>
+    </w:p>
+    <w:p>
+      <w:pPr>
+        <w:spacing w:after="160"/>
+      </w:pPr>
+      <w:r>
+        <w:rPr>
+          <w:rFonts w:ascii="Calibri" w:cs="Calibri" w:eastAsia="Calibri" w:hAnsi="Calibri"/>
+          <w:b/>
+          <w:bCs/>
+          <w:i w:val="false"/>
+          <w:iCs w:val="false"/>
+          <w:sz w:val="22"/>
+          <w:szCs w:val="22"/>
+        </w:rPr>
+        <w:t xml:space="preserve">VBER</w:t>
+      </w:r>
+    </w:p>
+    <w:p>
+      <w:pPr>
+        <w:spacing w:after="160"/>
+      </w:pPr>
+      <w:r>
+        <w:rPr>
+          <w:rFonts w:ascii="Calibri" w:cs="Calibri" w:eastAsia="Calibri" w:hAnsi="Calibri"/>
+          <w:b w:val="false"/>
+          <w:bCs w:val="false"/>
+          <w:i w:val="false"/>
+          <w:iCs w:val="false"/>
+          <w:sz w:val="22"/>
+          <w:szCs w:val="22"/>
+        </w:rPr>
+        <w:t xml:space="preserve">RPM is generally a </w:t>
+      </w:r>
+      <w:r>
+        <w:rPr>
+          <w:rFonts w:ascii="Calibri" w:cs="Calibri" w:eastAsia="Calibri" w:hAnsi="Calibri"/>
+          <w:b/>
+          <w:bCs/>
+          <w:i w:val="false"/>
+          <w:iCs w:val="false"/>
+          <w:sz w:val="22"/>
+          <w:szCs w:val="22"/>
+        </w:rPr>
+        <w:t xml:space="preserve">hardcore restriction</w:t>
+      </w:r>
+      <w:r>
+        <w:rPr>
+          <w:rFonts w:ascii="Calibri" w:cs="Calibri" w:eastAsia="Calibri" w:hAnsi="Calibri"/>
+          <w:b w:val="false"/>
+          <w:bCs w:val="false"/>
+          <w:i w:val="false"/>
+          <w:iCs w:val="false"/>
+          <w:sz w:val="22"/>
+          <w:szCs w:val="22"/>
+        </w:rPr>
+        <w:t xml:space="preserve">, meaning the parties cannot rely on the VBER safe harbour merely because the agreement otherwise falls within the relevant market-share thresholds.</w:t>
+      </w:r>
+    </w:p>
+    <w:p>
+      <w:pPr>
+        <w:pBdr>
+          <w:bottom w:val="single" w:color="999999" w:sz="6" w:space="1"/>
+        </w:pBdr>
+        <w:spacing w:after="120" w:before="120"/>
+      </w:pPr>
+    </w:p>
+    <w:p>
+      <w:pPr>
+        <w:spacing w:after="120" w:before="240"/>
+      </w:pPr>
+      <w:r>
+        <w:rPr>
+          <w:rFonts w:ascii="Calibri" w:cs="Calibri" w:eastAsia="Calibri" w:hAnsi="Calibri"/>
+          <w:b/>
+          <w:bCs/>
+          <w:i w:val="false"/>
+          <w:iCs w:val="false"/>
+          <w:sz w:val="22"/>
+          <w:szCs w:val="22"/>
+        </w:rPr>
+        <w:t xml:space="preserve">One sentence to remember</w:t>
+      </w:r>
+    </w:p>
+    <w:p>
+      <w:pPr>
+        <w:spacing w:after="160"/>
+      </w:pPr>
+      <w:r>
+        <w:rPr>
+          <w:rFonts w:ascii="Calibri" w:cs="Calibri" w:eastAsia="Calibri" w:hAnsi="Calibri"/>
+          <w:b w:val="false"/>
+          <w:bCs w:val="false"/>
+          <w:i w:val="false"/>
+          <w:iCs w:val="false"/>
+          <w:sz w:val="22"/>
+          <w:szCs w:val="22"/>
+        </w:rPr>
+        <w:t xml:space="preserve">
+</w:t>
+      </w:r>
+      <w:r>
+        <w:rPr>
+          <w:rFonts w:ascii="Calibri" w:cs="Calibri" w:eastAsia="Calibri" w:hAnsi="Calibri"/>
+          <w:b/>
+          <w:bCs/>
+          <w:i w:val="false"/>
+          <w:iCs w:val="false"/>
+          <w:sz w:val="22"/>
+          <w:szCs w:val="22"/>
+        </w:rPr>
+        <w:t xml:space="preserve">RPM is treated as a by-object restriction because forcing or inducing a reseller to adhere to a minimum/fixed resale price directly removes the reseller's freedom to compete on price, and the nature of that restriction is considered sufficiently harmful to competition that its actual effects need not be demonstrated.</w:t>
+      </w:r>
+      <w:r>
+        <w:rPr>
+          <w:rFonts w:ascii="Calibri" w:cs="Calibri" w:eastAsia="Calibri" w:hAnsi="Calibri"/>
+          <w:b w:val="false"/>
+          <w:bCs w:val="false"/>
+          <w:i w:val="false"/>
+          <w:iCs w:val="false"/>
+          <w:sz w:val="22"/>
+          <w:szCs w:val="22"/>
+        </w:rPr>
+        <w:t xml:space="preserve">
+</w:t>
+      </w:r>
+    </w:p>
+    <w:p>
+      <w:pPr>
+        <w:spacing w:after="160"/>
+      </w:pPr>
+      <w:r>
+        <w:rPr>
+          <w:rFonts w:ascii="Calibri" w:cs="Calibri" w:eastAsia="Calibri" w:hAnsi="Calibri"/>
+          <w:b w:val="false"/>
+          <w:bCs w:val="false"/>
+          <w:i w:val="false"/>
+          <w:iCs w:val="false"/>
+          <w:sz w:val="22"/>
+          <w:szCs w:val="22"/>
+        </w:rPr>
+        <w:t xml:space="preserve">If you're studying </w:t>
+      </w:r>
+      <w:r>
+        <w:rPr>
+          <w:rFonts w:ascii="Calibri" w:cs="Calibri" w:eastAsia="Calibri" w:hAnsi="Calibri"/>
+          <w:b/>
+          <w:bCs/>
+          <w:i w:val="false"/>
+          <w:iCs w:val="false"/>
+          <w:sz w:val="22"/>
+          <w:szCs w:val="22"/>
+        </w:rPr>
+        <w:t xml:space="preserve">EU competition law</w:t>
+      </w:r>
+      <w:r>
+        <w:rPr>
+          <w:rFonts w:ascii="Calibri" w:cs="Calibri" w:eastAsia="Calibri" w:hAnsi="Calibri"/>
+          <w:b w:val="false"/>
+          <w:bCs w:val="false"/>
+          <w:i w:val="false"/>
+          <w:iCs w:val="false"/>
+          <w:sz w:val="22"/>
+          <w:szCs w:val="22"/>
+        </w:rPr>
+        <w:t xml:space="preserve">, the next useful distinction is </w:t>
+      </w:r>
+      <w:r>
+        <w:rPr>
+          <w:rFonts w:ascii="Calibri" w:cs="Calibri" w:eastAsia="Calibri" w:hAnsi="Calibri"/>
+          <w:b/>
+          <w:bCs/>
+          <w:i w:val="false"/>
+          <w:iCs w:val="false"/>
+          <w:sz w:val="22"/>
+          <w:szCs w:val="22"/>
+        </w:rPr>
+        <w:t xml:space="preserve">RPM vs recommended resale prices</w:t>
+      </w:r>
+      <w:r>
+        <w:rPr>
+          <w:rFonts w:ascii="Calibri" w:cs="Calibri" w:eastAsia="Calibri" w:hAnsi="Calibri"/>
+          <w:b w:val="false"/>
+          <w:bCs w:val="false"/>
+          <w:i w:val="false"/>
+          <w:iCs w:val="false"/>
+          <w:sz w:val="22"/>
+          <w:szCs w:val="22"/>
+        </w:rPr>
+        <w:t xml:space="preserve">, because that is where the “by object” analysis gets particularly interesting.</w:t>
+      </w:r>
+    </w:p>
+    <w:p>
+      <w:pPr>
+        <w:spacing w:after="120" w:before="240"/>
       </w:pPr>
       <w:r>
         <w:rPr>
@@ -289,16 +3489,13 @@
           <w:b/>
           <w:bCs/>
           <w:color w:val="1F4E5F"/>
-          <w:sz w:val="24"/>
-          <w:szCs w:val="24"/>
+          <w:sz w:val="28"/>
+          <w:szCs w:val="28"/>
         </w:rPr>
         <w:t xml:space="preserve">Cited Sources</w:t>
       </w:r>
     </w:p>
     <w:p>
-      <w:pPr>
-        <w:spacing w:after="120"/>
-      </w:pPr>
       <w:r>
         <w:rPr>
           <w:rFonts w:ascii="Calibri" w:cs="Calibri" w:eastAsia="Calibri" w:hAnsi="Calibri"/>
@@ -484,6 +3681,18 @@
       </w:pPr>
     </w:lvl>
   </w:abstractNum>
+  <w:abstractNum w:abstractNumId="2" w15:restartNumberingAfterBreak="0">
+    <w:multiLevelType w:val="hybridMultilevel"/>
+    <w:lvl w:ilvl="0" w15:tentative="1">
+      <w:start w:val="1"/>
+      <w:numFmt w:val="decimal"/>
+      <w:lvlText w:val="[%1]"/>
+      <w:lvlJc w:val="start"/>
+      <w:pPr>
+        <w:ind w:left="360" w:hanging="360"/>
+      </w:pPr>
+    </w:lvl>
+  </w:abstractNum>
   <w:num w:numId="1">
     <w:abstractNumId w:val="1"/>
     <w:lvlOverride w:ilvl="0">
@@ -496,7 +3705,13 @@
 <file path=word/styles.xml><?xml version="1.0" encoding="utf-8"?>
 <w:styles xmlns:mc="http://schemas.openxmlformats.org/markup-compatibility/2006" xmlns:r="http://schemas.openxmlformats.org/officeDocument/2006/relationships" xmlns:w="http://schemas.openxmlformats.org/wordprocessingml/2006/main" xmlns:w14="http://schemas.microsoft.com/office/word/2010/wordml" xmlns:w15="http://schemas.microsoft.com/office/word/2012/wordml" mc:Ignorable="w14 w15">
   <w:docDefaults>
-    <w:rPrDefault/>
+    <w:rPrDefault>
+      <w:rPr>
+        <w:rFonts w:ascii="Calibri" w:cs="Calibri" w:eastAsia="Calibri" w:hAnsi="Calibri"/>
+        <w:sz w:val="22"/>
+        <w:szCs w:val="22"/>
+      </w:rPr>
+    </w:rPrDefault>
     <w:pPrDefault/>
   </w:docDefaults>
   <w:style w:type="paragraph" w:styleId="Title">
